--- a/SOAP_EN_JAVA/01. UML/01. ERS/ERS_SOAP_JAVA_SINBDD_GR03.docx
+++ b/SOAP_EN_JAVA/01. UML/01. ERS/ERS_SOAP_JAVA_SINBDD_GR03.docx
@@ -239,13 +239,8 @@
                             <w:pPr>
                               <w:jc w:val="center"/>
                             </w:pPr>
-                            <w:proofErr w:type="gramStart"/>
                             <w:r>
-                              <w:t>MIS.MDU.CCNA.CCIA</w:t>
-                            </w:r>
-                            <w:proofErr w:type="gramEnd"/>
-                            <w:r>
-                              <w:t>.</w:t>
+                              <w:t>MIS.MDU.CCNA.CCIA.</w:t>
                             </w:r>
                           </w:p>
                           <w:p>
@@ -348,7 +343,7 @@
                                 <w:szCs w:val="28"/>
                                 <w:lang w:eastAsia="es-EC"/>
                               </w:rPr>
-                              <w:t>11/05/2026</w:t>
+                              <w:t>12/05/2026</w:t>
                             </w:r>
                             <w:r>
                               <w:rPr>
@@ -557,13 +552,8 @@
                       <w:pPr>
                         <w:jc w:val="center"/>
                       </w:pPr>
-                      <w:proofErr w:type="gramStart"/>
                       <w:r>
-                        <w:t>MIS.MDU.CCNA.CCIA</w:t>
-                      </w:r>
-                      <w:proofErr w:type="gramEnd"/>
-                      <w:r>
-                        <w:t>.</w:t>
+                        <w:t>MIS.MDU.CCNA.CCIA.</w:t>
                       </w:r>
                     </w:p>
                     <w:p>
@@ -666,7 +656,7 @@
                           <w:szCs w:val="28"/>
                           <w:lang w:eastAsia="es-EC"/>
                         </w:rPr>
-                        <w:t>11/05/2026</w:t>
+                        <w:t>12/05/2026</w:t>
                       </w:r>
                       <w:r>
                         <w:rPr>
@@ -4345,7 +4335,7 @@
       <w:pPr>
         <w:pStyle w:val="Ttulo1"/>
       </w:pPr>
-      <w:bookmarkStart w:id="0" w:name="_Toc227913932"/>
+      <w:bookmarkStart w:id="0" w:name="_Toc229513488"/>
       <w:r>
         <w:lastRenderedPageBreak/>
         <w:t xml:space="preserve">ESPECIFICACIÓN DE </w:t>
@@ -4357,13 +4347,7 @@
         <w:t xml:space="preserve"> </w:t>
       </w:r>
       <w:r>
-        <w:t>SISTEMA DE GESTIÓN DE PROYECTOS</w:t>
-      </w:r>
-      <w:r>
-        <w:t xml:space="preserve"> MO</w:t>
-      </w:r>
-      <w:r>
-        <w:t>NSTER</w:t>
+        <w:t>PARA SOA CON SOAP EN JAVA SIN BDD</w:t>
       </w:r>
       <w:bookmarkEnd w:id="0"/>
     </w:p>
@@ -4404,13 +4388,13 @@
           <w:r>
             <w:fldChar w:fldCharType="separate"/>
           </w:r>
-          <w:hyperlink w:anchor="_Toc227913932" w:history="1">
+          <w:hyperlink w:anchor="_Toc229513488" w:history="1">
             <w:r>
               <w:rPr>
                 <w:rStyle w:val="Hipervnculo"/>
                 <w:noProof/>
               </w:rPr>
-              <w:t>ESPECIFICACIÓN DE REQUERIMIENTOS DEL TALLER DE MANTENIMIENTO DE VEHÍCULOS MONSTER</w:t>
+              <w:t>ESPECIFICACIÓN DE REQUERIMIENTOS DEL PARA SOA CON SOAP EN JAVA SIN BDD</w:t>
             </w:r>
             <w:r>
               <w:rPr>
@@ -4431,7 +4415,7 @@
                 <w:noProof/>
                 <w:webHidden/>
               </w:rPr>
-              <w:instrText xml:space="preserve"> PAGEREF _Toc227913932 \h </w:instrText>
+              <w:instrText xml:space="preserve"> PAGEREF _Toc229513488 \h </w:instrText>
             </w:r>
             <w:r>
               <w:rPr>
@@ -4476,7 +4460,7 @@
               <w:lang w:val="es-EC" w:eastAsia="es-EC"/>
             </w:rPr>
           </w:pPr>
-          <w:hyperlink w:anchor="_Toc227913933" w:history="1">
+          <w:hyperlink w:anchor="_Toc229513489" w:history="1">
             <w:r>
               <w:rPr>
                 <w:rStyle w:val="Hipervnculo"/>
@@ -4519,7 +4503,7 @@
                 <w:noProof/>
                 <w:webHidden/>
               </w:rPr>
-              <w:instrText xml:space="preserve"> PAGEREF _Toc227913933 \h </w:instrText>
+              <w:instrText xml:space="preserve"> PAGEREF _Toc229513489 \h </w:instrText>
             </w:r>
             <w:r>
               <w:rPr>
@@ -4564,7 +4548,7 @@
               <w:lang w:val="es-EC" w:eastAsia="es-EC"/>
             </w:rPr>
           </w:pPr>
-          <w:hyperlink w:anchor="_Toc227913934" w:history="1">
+          <w:hyperlink w:anchor="_Toc229513490" w:history="1">
             <w:r>
               <w:rPr>
                 <w:rStyle w:val="Hipervnculo"/>
@@ -4607,7 +4591,7 @@
                 <w:noProof/>
                 <w:webHidden/>
               </w:rPr>
-              <w:instrText xml:space="preserve"> PAGEREF _Toc227913934 \h </w:instrText>
+              <w:instrText xml:space="preserve"> PAGEREF _Toc229513490 \h </w:instrText>
             </w:r>
             <w:r>
               <w:rPr>
@@ -4652,7 +4636,7 @@
               <w:lang w:val="es-EC" w:eastAsia="es-EC"/>
             </w:rPr>
           </w:pPr>
-          <w:hyperlink w:anchor="_Toc227913935" w:history="1">
+          <w:hyperlink w:anchor="_Toc229513491" w:history="1">
             <w:r>
               <w:rPr>
                 <w:rStyle w:val="Hipervnculo"/>
@@ -4695,7 +4679,7 @@
                 <w:noProof/>
                 <w:webHidden/>
               </w:rPr>
-              <w:instrText xml:space="preserve"> PAGEREF _Toc227913935 \h </w:instrText>
+              <w:instrText xml:space="preserve"> PAGEREF _Toc229513491 \h </w:instrText>
             </w:r>
             <w:r>
               <w:rPr>
@@ -4716,219 +4700,6 @@
                 <w:webHidden/>
               </w:rPr>
               <w:t>6</w:t>
-            </w:r>
-            <w:r>
-              <w:rPr>
-                <w:noProof/>
-                <w:webHidden/>
-              </w:rPr>
-              <w:fldChar w:fldCharType="end"/>
-            </w:r>
-          </w:hyperlink>
-        </w:p>
-        <w:p>
-          <w:pPr>
-            <w:pStyle w:val="TDC1"/>
-            <w:tabs>
-              <w:tab w:val="right" w:leader="dot" w:pos="9020"/>
-            </w:tabs>
-            <w:rPr>
-              <w:rFonts w:asciiTheme="minorHAnsi" w:eastAsiaTheme="minorEastAsia" w:hAnsiTheme="minorHAnsi" w:cstheme="minorBidi"/>
-              <w:noProof/>
-              <w:sz w:val="22"/>
-              <w:lang w:val="es-EC" w:eastAsia="es-EC"/>
-            </w:rPr>
-          </w:pPr>
-          <w:hyperlink w:anchor="_Toc227913936" w:history="1">
-            <w:r>
-              <w:rPr>
-                <w:rStyle w:val="Hipervnculo"/>
-                <w:noProof/>
-              </w:rPr>
-              <w:t>4. Definiciones, Acrónimos y Abreviaturas</w:t>
-            </w:r>
-            <w:r>
-              <w:rPr>
-                <w:noProof/>
-                <w:webHidden/>
-              </w:rPr>
-              <w:tab/>
-            </w:r>
-            <w:r>
-              <w:rPr>
-                <w:noProof/>
-                <w:webHidden/>
-              </w:rPr>
-              <w:fldChar w:fldCharType="begin"/>
-            </w:r>
-            <w:r>
-              <w:rPr>
-                <w:noProof/>
-                <w:webHidden/>
-              </w:rPr>
-              <w:instrText xml:space="preserve"> PAGEREF _Toc227913936 \h </w:instrText>
-            </w:r>
-            <w:r>
-              <w:rPr>
-                <w:noProof/>
-                <w:webHidden/>
-              </w:rPr>
-            </w:r>
-            <w:r>
-              <w:rPr>
-                <w:noProof/>
-                <w:webHidden/>
-              </w:rPr>
-              <w:fldChar w:fldCharType="separate"/>
-            </w:r>
-            <w:r>
-              <w:rPr>
-                <w:noProof/>
-                <w:webHidden/>
-              </w:rPr>
-              <w:t>7</w:t>
-            </w:r>
-            <w:r>
-              <w:rPr>
-                <w:noProof/>
-                <w:webHidden/>
-              </w:rPr>
-              <w:fldChar w:fldCharType="end"/>
-            </w:r>
-          </w:hyperlink>
-        </w:p>
-        <w:p>
-          <w:pPr>
-            <w:pStyle w:val="TDC2"/>
-            <w:tabs>
-              <w:tab w:val="right" w:leader="dot" w:pos="9020"/>
-            </w:tabs>
-            <w:rPr>
-              <w:rFonts w:asciiTheme="minorHAnsi" w:eastAsiaTheme="minorEastAsia" w:hAnsiTheme="minorHAnsi" w:cstheme="minorBidi"/>
-              <w:noProof/>
-              <w:sz w:val="22"/>
-              <w:lang w:val="es-EC" w:eastAsia="es-EC"/>
-            </w:rPr>
-          </w:pPr>
-          <w:hyperlink w:anchor="_Toc227913937" w:history="1">
-            <w:r>
-              <w:rPr>
-                <w:rStyle w:val="Hipervnculo"/>
-                <w:noProof/>
-              </w:rPr>
-              <w:t>4.1 Definiciones</w:t>
-            </w:r>
-            <w:r>
-              <w:rPr>
-                <w:noProof/>
-                <w:webHidden/>
-              </w:rPr>
-              <w:tab/>
-            </w:r>
-            <w:r>
-              <w:rPr>
-                <w:noProof/>
-                <w:webHidden/>
-              </w:rPr>
-              <w:fldChar w:fldCharType="begin"/>
-            </w:r>
-            <w:r>
-              <w:rPr>
-                <w:noProof/>
-                <w:webHidden/>
-              </w:rPr>
-              <w:instrText xml:space="preserve"> PAGEREF _Toc227913937 \h </w:instrText>
-            </w:r>
-            <w:r>
-              <w:rPr>
-                <w:noProof/>
-                <w:webHidden/>
-              </w:rPr>
-            </w:r>
-            <w:r>
-              <w:rPr>
-                <w:noProof/>
-                <w:webHidden/>
-              </w:rPr>
-              <w:fldChar w:fldCharType="separate"/>
-            </w:r>
-            <w:r>
-              <w:rPr>
-                <w:noProof/>
-                <w:webHidden/>
-              </w:rPr>
-              <w:t>7</w:t>
-            </w:r>
-            <w:r>
-              <w:rPr>
-                <w:noProof/>
-                <w:webHidden/>
-              </w:rPr>
-              <w:fldChar w:fldCharType="end"/>
-            </w:r>
-          </w:hyperlink>
-        </w:p>
-        <w:p>
-          <w:pPr>
-            <w:pStyle w:val="TDC2"/>
-            <w:tabs>
-              <w:tab w:val="right" w:leader="dot" w:pos="9020"/>
-            </w:tabs>
-            <w:rPr>
-              <w:rFonts w:asciiTheme="minorHAnsi" w:eastAsiaTheme="minorEastAsia" w:hAnsiTheme="minorHAnsi" w:cstheme="minorBidi"/>
-              <w:noProof/>
-              <w:sz w:val="22"/>
-              <w:lang w:val="es-EC" w:eastAsia="es-EC"/>
-            </w:rPr>
-          </w:pPr>
-          <w:hyperlink w:anchor="_Toc227913938" w:history="1">
-            <w:r>
-              <w:rPr>
-                <w:rStyle w:val="Hipervnculo"/>
-                <w:noProof/>
-              </w:rPr>
-              <w:t>4.2 Acrónimos y abreviaturas</w:t>
-            </w:r>
-            <w:r>
-              <w:rPr>
-                <w:noProof/>
-                <w:webHidden/>
-              </w:rPr>
-              <w:tab/>
-            </w:r>
-            <w:r>
-              <w:rPr>
-                <w:noProof/>
-                <w:webHidden/>
-              </w:rPr>
-              <w:fldChar w:fldCharType="begin"/>
-            </w:r>
-            <w:r>
-              <w:rPr>
-                <w:noProof/>
-                <w:webHidden/>
-              </w:rPr>
-              <w:instrText xml:space="preserve"> PAGEREF _Toc227913938 \h </w:instrText>
-            </w:r>
-            <w:r>
-              <w:rPr>
-                <w:noProof/>
-                <w:webHidden/>
-              </w:rPr>
-            </w:r>
-            <w:r>
-              <w:rPr>
-                <w:noProof/>
-                <w:webHidden/>
-              </w:rPr>
-              <w:fldChar w:fldCharType="separate"/>
-            </w:r>
-            <w:r>
-              <w:rPr>
-                <w:noProof/>
-                <w:webHidden/>
-              </w:rPr>
-              <w:t>9</w:t>
             </w:r>
             <w:r>
               <w:rPr>
@@ -4953,13 +4724,13 @@
               <w:lang w:val="es-EC" w:eastAsia="es-EC"/>
             </w:rPr>
           </w:pPr>
-          <w:hyperlink w:anchor="_Toc227913939" w:history="1">
+          <w:hyperlink w:anchor="_Toc229513492" w:history="1">
             <w:r>
               <w:rPr>
                 <w:rStyle w:val="Hipervnculo"/>
                 <w:noProof/>
               </w:rPr>
-              <w:t>5.</w:t>
+              <w:t>4.</w:t>
             </w:r>
             <w:r>
               <w:rPr>
@@ -4975,7 +4746,7 @@
                 <w:rStyle w:val="Hipervnculo"/>
                 <w:noProof/>
               </w:rPr>
-              <w:t>Referencias</w:t>
+              <w:t>Definiciones, Acrónimos y Abreviaturas</w:t>
             </w:r>
             <w:r>
               <w:rPr>
@@ -4996,7 +4767,7 @@
                 <w:noProof/>
                 <w:webHidden/>
               </w:rPr>
-              <w:instrText xml:space="preserve"> PAGEREF _Toc227913939 \h </w:instrText>
+              <w:instrText xml:space="preserve"> PAGEREF _Toc229513492 \h </w:instrText>
             </w:r>
             <w:r>
               <w:rPr>
@@ -5016,7 +4787,183 @@
                 <w:noProof/>
                 <w:webHidden/>
               </w:rPr>
-              <w:t>10</w:t>
+              <w:t>7</w:t>
+            </w:r>
+            <w:r>
+              <w:rPr>
+                <w:noProof/>
+                <w:webHidden/>
+              </w:rPr>
+              <w:fldChar w:fldCharType="end"/>
+            </w:r>
+          </w:hyperlink>
+        </w:p>
+        <w:p>
+          <w:pPr>
+            <w:pStyle w:val="TDC2"/>
+            <w:tabs>
+              <w:tab w:val="left" w:pos="1421"/>
+              <w:tab w:val="right" w:leader="dot" w:pos="9020"/>
+            </w:tabs>
+            <w:rPr>
+              <w:rFonts w:asciiTheme="minorHAnsi" w:eastAsiaTheme="minorEastAsia" w:hAnsiTheme="minorHAnsi" w:cstheme="minorBidi"/>
+              <w:noProof/>
+              <w:sz w:val="22"/>
+              <w:lang w:val="es-EC" w:eastAsia="es-EC"/>
+            </w:rPr>
+          </w:pPr>
+          <w:hyperlink w:anchor="_Toc229513493" w:history="1">
+            <w:r>
+              <w:rPr>
+                <w:rStyle w:val="Hipervnculo"/>
+                <w:noProof/>
+              </w:rPr>
+              <w:t>4.1.</w:t>
+            </w:r>
+            <w:r>
+              <w:rPr>
+                <w:rFonts w:asciiTheme="minorHAnsi" w:eastAsiaTheme="minorEastAsia" w:hAnsiTheme="minorHAnsi" w:cstheme="minorBidi"/>
+                <w:noProof/>
+                <w:sz w:val="22"/>
+                <w:lang w:val="es-EC" w:eastAsia="es-EC"/>
+              </w:rPr>
+              <w:tab/>
+            </w:r>
+            <w:r>
+              <w:rPr>
+                <w:rStyle w:val="Hipervnculo"/>
+                <w:noProof/>
+              </w:rPr>
+              <w:t>Definiciones</w:t>
+            </w:r>
+            <w:r>
+              <w:rPr>
+                <w:noProof/>
+                <w:webHidden/>
+              </w:rPr>
+              <w:tab/>
+            </w:r>
+            <w:r>
+              <w:rPr>
+                <w:noProof/>
+                <w:webHidden/>
+              </w:rPr>
+              <w:fldChar w:fldCharType="begin"/>
+            </w:r>
+            <w:r>
+              <w:rPr>
+                <w:noProof/>
+                <w:webHidden/>
+              </w:rPr>
+              <w:instrText xml:space="preserve"> PAGEREF _Toc229513493 \h </w:instrText>
+            </w:r>
+            <w:r>
+              <w:rPr>
+                <w:noProof/>
+                <w:webHidden/>
+              </w:rPr>
+            </w:r>
+            <w:r>
+              <w:rPr>
+                <w:noProof/>
+                <w:webHidden/>
+              </w:rPr>
+              <w:fldChar w:fldCharType="separate"/>
+            </w:r>
+            <w:r>
+              <w:rPr>
+                <w:noProof/>
+                <w:webHidden/>
+              </w:rPr>
+              <w:t>7</w:t>
+            </w:r>
+            <w:r>
+              <w:rPr>
+                <w:noProof/>
+                <w:webHidden/>
+              </w:rPr>
+              <w:fldChar w:fldCharType="end"/>
+            </w:r>
+          </w:hyperlink>
+        </w:p>
+        <w:p>
+          <w:pPr>
+            <w:pStyle w:val="TDC2"/>
+            <w:tabs>
+              <w:tab w:val="left" w:pos="1421"/>
+              <w:tab w:val="right" w:leader="dot" w:pos="9020"/>
+            </w:tabs>
+            <w:rPr>
+              <w:rFonts w:asciiTheme="minorHAnsi" w:eastAsiaTheme="minorEastAsia" w:hAnsiTheme="minorHAnsi" w:cstheme="minorBidi"/>
+              <w:noProof/>
+              <w:sz w:val="22"/>
+              <w:lang w:val="es-EC" w:eastAsia="es-EC"/>
+            </w:rPr>
+          </w:pPr>
+          <w:hyperlink w:anchor="_Toc229513494" w:history="1">
+            <w:r>
+              <w:rPr>
+                <w:rStyle w:val="Hipervnculo"/>
+                <w:noProof/>
+              </w:rPr>
+              <w:t>4.2.</w:t>
+            </w:r>
+            <w:r>
+              <w:rPr>
+                <w:rFonts w:asciiTheme="minorHAnsi" w:eastAsiaTheme="minorEastAsia" w:hAnsiTheme="minorHAnsi" w:cstheme="minorBidi"/>
+                <w:noProof/>
+                <w:sz w:val="22"/>
+                <w:lang w:val="es-EC" w:eastAsia="es-EC"/>
+              </w:rPr>
+              <w:tab/>
+            </w:r>
+            <w:r>
+              <w:rPr>
+                <w:rStyle w:val="Hipervnculo"/>
+                <w:noProof/>
+              </w:rPr>
+              <w:t>Acrónimos y abreviaturas</w:t>
+            </w:r>
+            <w:r>
+              <w:rPr>
+                <w:noProof/>
+                <w:webHidden/>
+              </w:rPr>
+              <w:tab/>
+            </w:r>
+            <w:r>
+              <w:rPr>
+                <w:noProof/>
+                <w:webHidden/>
+              </w:rPr>
+              <w:fldChar w:fldCharType="begin"/>
+            </w:r>
+            <w:r>
+              <w:rPr>
+                <w:noProof/>
+                <w:webHidden/>
+              </w:rPr>
+              <w:instrText xml:space="preserve"> PAGEREF _Toc229513494 \h </w:instrText>
+            </w:r>
+            <w:r>
+              <w:rPr>
+                <w:noProof/>
+                <w:webHidden/>
+              </w:rPr>
+            </w:r>
+            <w:r>
+              <w:rPr>
+                <w:noProof/>
+                <w:webHidden/>
+              </w:rPr>
+              <w:fldChar w:fldCharType="separate"/>
+            </w:r>
+            <w:r>
+              <w:rPr>
+                <w:noProof/>
+                <w:webHidden/>
+              </w:rPr>
+              <w:t>7</w:t>
             </w:r>
             <w:r>
               <w:rPr>
@@ -5041,13 +4988,13 @@
               <w:lang w:val="es-EC" w:eastAsia="es-EC"/>
             </w:rPr>
           </w:pPr>
-          <w:hyperlink w:anchor="_Toc227913940" w:history="1">
+          <w:hyperlink w:anchor="_Toc229513495" w:history="1">
             <w:r>
               <w:rPr>
                 <w:rStyle w:val="Hipervnculo"/>
                 <w:noProof/>
               </w:rPr>
-              <w:t>6.</w:t>
+              <w:t>5.</w:t>
             </w:r>
             <w:r>
               <w:rPr>
@@ -5063,7 +5010,7 @@
                 <w:rStyle w:val="Hipervnculo"/>
                 <w:noProof/>
               </w:rPr>
-              <w:t>Visión General del Documento</w:t>
+              <w:t>Referencias</w:t>
             </w:r>
             <w:r>
               <w:rPr>
@@ -5084,7 +5031,7 @@
                 <w:noProof/>
                 <w:webHidden/>
               </w:rPr>
-              <w:instrText xml:space="preserve"> PAGEREF _Toc227913940 \h </w:instrText>
+              <w:instrText xml:space="preserve"> PAGEREF _Toc229513495 \h </w:instrText>
             </w:r>
             <w:r>
               <w:rPr>
@@ -5104,7 +5051,7 @@
                 <w:noProof/>
                 <w:webHidden/>
               </w:rPr>
-              <w:t>10</w:t>
+              <w:t>8</w:t>
             </w:r>
             <w:r>
               <w:rPr>
@@ -5129,13 +5076,13 @@
               <w:lang w:val="es-EC" w:eastAsia="es-EC"/>
             </w:rPr>
           </w:pPr>
-          <w:hyperlink w:anchor="_Toc227913941" w:history="1">
+          <w:hyperlink w:anchor="_Toc229513496" w:history="1">
             <w:r>
               <w:rPr>
                 <w:rStyle w:val="Hipervnculo"/>
                 <w:noProof/>
               </w:rPr>
-              <w:t>7.</w:t>
+              <w:t>6.</w:t>
             </w:r>
             <w:r>
               <w:rPr>
@@ -5151,7 +5098,7 @@
                 <w:rStyle w:val="Hipervnculo"/>
                 <w:noProof/>
               </w:rPr>
-              <w:t>Descripción General</w:t>
+              <w:t>Visión General del Documento</w:t>
             </w:r>
             <w:r>
               <w:rPr>
@@ -5172,7 +5119,7 @@
                 <w:noProof/>
                 <w:webHidden/>
               </w:rPr>
-              <w:instrText xml:space="preserve"> PAGEREF _Toc227913941 \h </w:instrText>
+              <w:instrText xml:space="preserve"> PAGEREF _Toc229513496 \h </w:instrText>
             </w:r>
             <w:r>
               <w:rPr>
@@ -5192,504 +5139,7 @@
                 <w:noProof/>
                 <w:webHidden/>
               </w:rPr>
-              <w:t>10</w:t>
-            </w:r>
-            <w:r>
-              <w:rPr>
-                <w:noProof/>
-                <w:webHidden/>
-              </w:rPr>
-              <w:fldChar w:fldCharType="end"/>
-            </w:r>
-          </w:hyperlink>
-        </w:p>
-        <w:p>
-          <w:pPr>
-            <w:pStyle w:val="TDC2"/>
-            <w:tabs>
-              <w:tab w:val="right" w:leader="dot" w:pos="9020"/>
-            </w:tabs>
-            <w:rPr>
-              <w:rFonts w:asciiTheme="minorHAnsi" w:eastAsiaTheme="minorEastAsia" w:hAnsiTheme="minorHAnsi" w:cstheme="minorBidi"/>
-              <w:noProof/>
-              <w:sz w:val="22"/>
-              <w:lang w:val="es-EC" w:eastAsia="es-EC"/>
-            </w:rPr>
-          </w:pPr>
-          <w:hyperlink w:anchor="_Toc227913942" w:history="1">
-            <w:r>
-              <w:rPr>
-                <w:rStyle w:val="Hipervnculo"/>
-                <w:noProof/>
-              </w:rPr>
-              <w:t>7.1 Perspectiva del Producto</w:t>
-            </w:r>
-            <w:r>
-              <w:rPr>
-                <w:noProof/>
-                <w:webHidden/>
-              </w:rPr>
-              <w:tab/>
-            </w:r>
-            <w:r>
-              <w:rPr>
-                <w:noProof/>
-                <w:webHidden/>
-              </w:rPr>
-              <w:fldChar w:fldCharType="begin"/>
-            </w:r>
-            <w:r>
-              <w:rPr>
-                <w:noProof/>
-                <w:webHidden/>
-              </w:rPr>
-              <w:instrText xml:space="preserve"> PAGEREF _Toc227913942 \h </w:instrText>
-            </w:r>
-            <w:r>
-              <w:rPr>
-                <w:noProof/>
-                <w:webHidden/>
-              </w:rPr>
-            </w:r>
-            <w:r>
-              <w:rPr>
-                <w:noProof/>
-                <w:webHidden/>
-              </w:rPr>
-              <w:fldChar w:fldCharType="separate"/>
-            </w:r>
-            <w:r>
-              <w:rPr>
-                <w:noProof/>
-                <w:webHidden/>
-              </w:rPr>
-              <w:t>10</w:t>
-            </w:r>
-            <w:r>
-              <w:rPr>
-                <w:noProof/>
-                <w:webHidden/>
-              </w:rPr>
-              <w:fldChar w:fldCharType="end"/>
-            </w:r>
-          </w:hyperlink>
-        </w:p>
-        <w:p>
-          <w:pPr>
-            <w:pStyle w:val="TDC2"/>
-            <w:tabs>
-              <w:tab w:val="right" w:leader="dot" w:pos="9020"/>
-            </w:tabs>
-            <w:rPr>
-              <w:rFonts w:asciiTheme="minorHAnsi" w:eastAsiaTheme="minorEastAsia" w:hAnsiTheme="minorHAnsi" w:cstheme="minorBidi"/>
-              <w:noProof/>
-              <w:sz w:val="22"/>
-              <w:lang w:val="es-EC" w:eastAsia="es-EC"/>
-            </w:rPr>
-          </w:pPr>
-          <w:hyperlink w:anchor="_Toc227913943" w:history="1">
-            <w:r>
-              <w:rPr>
-                <w:rStyle w:val="Hipervnculo"/>
-                <w:noProof/>
-              </w:rPr>
-              <w:t>7.2 Funciones del Producto (software)</w:t>
-            </w:r>
-            <w:r>
-              <w:rPr>
-                <w:noProof/>
-                <w:webHidden/>
-              </w:rPr>
-              <w:tab/>
-            </w:r>
-            <w:r>
-              <w:rPr>
-                <w:noProof/>
-                <w:webHidden/>
-              </w:rPr>
-              <w:fldChar w:fldCharType="begin"/>
-            </w:r>
-            <w:r>
-              <w:rPr>
-                <w:noProof/>
-                <w:webHidden/>
-              </w:rPr>
-              <w:instrText xml:space="preserve"> PAGEREF _Toc227913943 \h </w:instrText>
-            </w:r>
-            <w:r>
-              <w:rPr>
-                <w:noProof/>
-                <w:webHidden/>
-              </w:rPr>
-            </w:r>
-            <w:r>
-              <w:rPr>
-                <w:noProof/>
-                <w:webHidden/>
-              </w:rPr>
-              <w:fldChar w:fldCharType="separate"/>
-            </w:r>
-            <w:r>
-              <w:rPr>
-                <w:noProof/>
-                <w:webHidden/>
-              </w:rPr>
-              <w:t>10</w:t>
-            </w:r>
-            <w:r>
-              <w:rPr>
-                <w:noProof/>
-                <w:webHidden/>
-              </w:rPr>
-              <w:fldChar w:fldCharType="end"/>
-            </w:r>
-          </w:hyperlink>
-        </w:p>
-        <w:p>
-          <w:pPr>
-            <w:pStyle w:val="TDC2"/>
-            <w:tabs>
-              <w:tab w:val="right" w:leader="dot" w:pos="9020"/>
-            </w:tabs>
-            <w:rPr>
-              <w:rFonts w:asciiTheme="minorHAnsi" w:eastAsiaTheme="minorEastAsia" w:hAnsiTheme="minorHAnsi" w:cstheme="minorBidi"/>
-              <w:noProof/>
-              <w:sz w:val="22"/>
-              <w:lang w:val="es-EC" w:eastAsia="es-EC"/>
-            </w:rPr>
-          </w:pPr>
-          <w:hyperlink w:anchor="_Toc227913944" w:history="1">
-            <w:r>
-              <w:rPr>
-                <w:rStyle w:val="Hipervnculo"/>
-                <w:noProof/>
-              </w:rPr>
-              <w:t>7.3 Condiciones del Entorno</w:t>
-            </w:r>
-            <w:r>
-              <w:rPr>
-                <w:noProof/>
-                <w:webHidden/>
-              </w:rPr>
-              <w:tab/>
-            </w:r>
-            <w:r>
-              <w:rPr>
-                <w:noProof/>
-                <w:webHidden/>
-              </w:rPr>
-              <w:fldChar w:fldCharType="begin"/>
-            </w:r>
-            <w:r>
-              <w:rPr>
-                <w:noProof/>
-                <w:webHidden/>
-              </w:rPr>
-              <w:instrText xml:space="preserve"> PAGEREF _Toc227913944 \h </w:instrText>
-            </w:r>
-            <w:r>
-              <w:rPr>
-                <w:noProof/>
-                <w:webHidden/>
-              </w:rPr>
-            </w:r>
-            <w:r>
-              <w:rPr>
-                <w:noProof/>
-                <w:webHidden/>
-              </w:rPr>
-              <w:fldChar w:fldCharType="separate"/>
-            </w:r>
-            <w:r>
-              <w:rPr>
-                <w:noProof/>
-                <w:webHidden/>
-              </w:rPr>
-              <w:t>11</w:t>
-            </w:r>
-            <w:r>
-              <w:rPr>
-                <w:noProof/>
-                <w:webHidden/>
-              </w:rPr>
-              <w:fldChar w:fldCharType="end"/>
-            </w:r>
-          </w:hyperlink>
-        </w:p>
-        <w:p>
-          <w:pPr>
-            <w:pStyle w:val="TDC2"/>
-            <w:tabs>
-              <w:tab w:val="right" w:leader="dot" w:pos="9020"/>
-            </w:tabs>
-            <w:rPr>
-              <w:rFonts w:asciiTheme="minorHAnsi" w:eastAsiaTheme="minorEastAsia" w:hAnsiTheme="minorHAnsi" w:cstheme="minorBidi"/>
-              <w:noProof/>
-              <w:sz w:val="22"/>
-              <w:lang w:val="es-EC" w:eastAsia="es-EC"/>
-            </w:rPr>
-          </w:pPr>
-          <w:hyperlink w:anchor="_Toc227913945" w:history="1">
-            <w:r>
-              <w:rPr>
-                <w:rStyle w:val="Hipervnculo"/>
-                <w:noProof/>
-              </w:rPr>
-              <w:t>7.4 Características de los Usuarios</w:t>
-            </w:r>
-            <w:r>
-              <w:rPr>
-                <w:noProof/>
-                <w:webHidden/>
-              </w:rPr>
-              <w:tab/>
-            </w:r>
-            <w:r>
-              <w:rPr>
-                <w:noProof/>
-                <w:webHidden/>
-              </w:rPr>
-              <w:fldChar w:fldCharType="begin"/>
-            </w:r>
-            <w:r>
-              <w:rPr>
-                <w:noProof/>
-                <w:webHidden/>
-              </w:rPr>
-              <w:instrText xml:space="preserve"> PAGEREF _Toc227913945 \h </w:instrText>
-            </w:r>
-            <w:r>
-              <w:rPr>
-                <w:noProof/>
-                <w:webHidden/>
-              </w:rPr>
-            </w:r>
-            <w:r>
-              <w:rPr>
-                <w:noProof/>
-                <w:webHidden/>
-              </w:rPr>
-              <w:fldChar w:fldCharType="separate"/>
-            </w:r>
-            <w:r>
-              <w:rPr>
-                <w:noProof/>
-                <w:webHidden/>
-              </w:rPr>
-              <w:t>12</w:t>
-            </w:r>
-            <w:r>
-              <w:rPr>
-                <w:noProof/>
-                <w:webHidden/>
-              </w:rPr>
-              <w:fldChar w:fldCharType="end"/>
-            </w:r>
-          </w:hyperlink>
-        </w:p>
-        <w:p>
-          <w:pPr>
-            <w:pStyle w:val="TDC2"/>
-            <w:tabs>
-              <w:tab w:val="right" w:leader="dot" w:pos="9020"/>
-            </w:tabs>
-            <w:rPr>
-              <w:rFonts w:asciiTheme="minorHAnsi" w:eastAsiaTheme="minorEastAsia" w:hAnsiTheme="minorHAnsi" w:cstheme="minorBidi"/>
-              <w:noProof/>
-              <w:sz w:val="22"/>
-              <w:lang w:val="es-EC" w:eastAsia="es-EC"/>
-            </w:rPr>
-          </w:pPr>
-          <w:hyperlink w:anchor="_Toc227913946" w:history="1">
-            <w:r>
-              <w:rPr>
-                <w:rStyle w:val="Hipervnculo"/>
-                <w:noProof/>
-              </w:rPr>
-              <w:t>7.5 Interfaces Externas</w:t>
-            </w:r>
-            <w:r>
-              <w:rPr>
-                <w:noProof/>
-                <w:webHidden/>
-              </w:rPr>
-              <w:tab/>
-            </w:r>
-            <w:r>
-              <w:rPr>
-                <w:noProof/>
-                <w:webHidden/>
-              </w:rPr>
-              <w:fldChar w:fldCharType="begin"/>
-            </w:r>
-            <w:r>
-              <w:rPr>
-                <w:noProof/>
-                <w:webHidden/>
-              </w:rPr>
-              <w:instrText xml:space="preserve"> PAGEREF _Toc227913946 \h </w:instrText>
-            </w:r>
-            <w:r>
-              <w:rPr>
-                <w:noProof/>
-                <w:webHidden/>
-              </w:rPr>
-            </w:r>
-            <w:r>
-              <w:rPr>
-                <w:noProof/>
-                <w:webHidden/>
-              </w:rPr>
-              <w:fldChar w:fldCharType="separate"/>
-            </w:r>
-            <w:r>
-              <w:rPr>
-                <w:noProof/>
-                <w:webHidden/>
-              </w:rPr>
-              <w:t>13</w:t>
-            </w:r>
-            <w:r>
-              <w:rPr>
-                <w:noProof/>
-                <w:webHidden/>
-              </w:rPr>
-              <w:fldChar w:fldCharType="end"/>
-            </w:r>
-          </w:hyperlink>
-        </w:p>
-        <w:p>
-          <w:pPr>
-            <w:pStyle w:val="TDC2"/>
-            <w:tabs>
-              <w:tab w:val="right" w:leader="dot" w:pos="9020"/>
-            </w:tabs>
-            <w:rPr>
-              <w:rFonts w:asciiTheme="minorHAnsi" w:eastAsiaTheme="minorEastAsia" w:hAnsiTheme="minorHAnsi" w:cstheme="minorBidi"/>
-              <w:noProof/>
-              <w:sz w:val="22"/>
-              <w:lang w:val="es-EC" w:eastAsia="es-EC"/>
-            </w:rPr>
-          </w:pPr>
-          <w:hyperlink w:anchor="_Toc227913947" w:history="1">
-            <w:r>
-              <w:rPr>
-                <w:rStyle w:val="Hipervnculo"/>
-                <w:noProof/>
-              </w:rPr>
-              <w:t>7.6 Restricciones</w:t>
-            </w:r>
-            <w:r>
-              <w:rPr>
-                <w:noProof/>
-                <w:webHidden/>
-              </w:rPr>
-              <w:tab/>
-            </w:r>
-            <w:r>
-              <w:rPr>
-                <w:noProof/>
-                <w:webHidden/>
-              </w:rPr>
-              <w:fldChar w:fldCharType="begin"/>
-            </w:r>
-            <w:r>
-              <w:rPr>
-                <w:noProof/>
-                <w:webHidden/>
-              </w:rPr>
-              <w:instrText xml:space="preserve"> PAGEREF _Toc227913947 \h </w:instrText>
-            </w:r>
-            <w:r>
-              <w:rPr>
-                <w:noProof/>
-                <w:webHidden/>
-              </w:rPr>
-            </w:r>
-            <w:r>
-              <w:rPr>
-                <w:noProof/>
-                <w:webHidden/>
-              </w:rPr>
-              <w:fldChar w:fldCharType="separate"/>
-            </w:r>
-            <w:r>
-              <w:rPr>
-                <w:noProof/>
-                <w:webHidden/>
-              </w:rPr>
-              <w:t>13</w:t>
-            </w:r>
-            <w:r>
-              <w:rPr>
-                <w:noProof/>
-                <w:webHidden/>
-              </w:rPr>
-              <w:fldChar w:fldCharType="end"/>
-            </w:r>
-          </w:hyperlink>
-        </w:p>
-        <w:p>
-          <w:pPr>
-            <w:pStyle w:val="TDC2"/>
-            <w:tabs>
-              <w:tab w:val="right" w:leader="dot" w:pos="9020"/>
-            </w:tabs>
-            <w:rPr>
-              <w:rFonts w:asciiTheme="minorHAnsi" w:eastAsiaTheme="minorEastAsia" w:hAnsiTheme="minorHAnsi" w:cstheme="minorBidi"/>
-              <w:noProof/>
-              <w:sz w:val="22"/>
-              <w:lang w:val="es-EC" w:eastAsia="es-EC"/>
-            </w:rPr>
-          </w:pPr>
-          <w:hyperlink w:anchor="_Toc227913948" w:history="1">
-            <w:r>
-              <w:rPr>
-                <w:rStyle w:val="Hipervnculo"/>
-                <w:noProof/>
-              </w:rPr>
-              <w:t>7.7 Suposiciones y Dependencias</w:t>
-            </w:r>
-            <w:r>
-              <w:rPr>
-                <w:noProof/>
-                <w:webHidden/>
-              </w:rPr>
-              <w:tab/>
-            </w:r>
-            <w:r>
-              <w:rPr>
-                <w:noProof/>
-                <w:webHidden/>
-              </w:rPr>
-              <w:fldChar w:fldCharType="begin"/>
-            </w:r>
-            <w:r>
-              <w:rPr>
-                <w:noProof/>
-                <w:webHidden/>
-              </w:rPr>
-              <w:instrText xml:space="preserve"> PAGEREF _Toc227913948 \h </w:instrText>
-            </w:r>
-            <w:r>
-              <w:rPr>
-                <w:noProof/>
-                <w:webHidden/>
-              </w:rPr>
-            </w:r>
-            <w:r>
-              <w:rPr>
-                <w:noProof/>
-                <w:webHidden/>
-              </w:rPr>
-              <w:fldChar w:fldCharType="separate"/>
-            </w:r>
-            <w:r>
-              <w:rPr>
-                <w:noProof/>
-                <w:webHidden/>
-              </w:rPr>
-              <w:t>13</w:t>
+              <w:t>8</w:t>
             </w:r>
             <w:r>
               <w:rPr>
@@ -5714,13 +5164,13 @@
               <w:lang w:val="es-EC" w:eastAsia="es-EC"/>
             </w:rPr>
           </w:pPr>
-          <w:hyperlink w:anchor="_Toc227913949" w:history="1">
+          <w:hyperlink w:anchor="_Toc229513497" w:history="1">
             <w:r>
               <w:rPr>
                 <w:rStyle w:val="Hipervnculo"/>
                 <w:noProof/>
               </w:rPr>
-              <w:t>8.</w:t>
+              <w:t>7.</w:t>
             </w:r>
             <w:r>
               <w:rPr>
@@ -5736,7 +5186,7 @@
                 <w:rStyle w:val="Hipervnculo"/>
                 <w:noProof/>
               </w:rPr>
-              <w:t>Especificación de Requerimientos</w:t>
+              <w:t>Descripción General</w:t>
             </w:r>
             <w:r>
               <w:rPr>
@@ -5757,7 +5207,7 @@
                 <w:noProof/>
                 <w:webHidden/>
               </w:rPr>
-              <w:instrText xml:space="preserve"> PAGEREF _Toc227913949 \h </w:instrText>
+              <w:instrText xml:space="preserve"> PAGEREF _Toc229513497 \h </w:instrText>
             </w:r>
             <w:r>
               <w:rPr>
@@ -5777,7 +5227,183 @@
                 <w:noProof/>
                 <w:webHidden/>
               </w:rPr>
-              <w:t>14</w:t>
+              <w:t>8</w:t>
+            </w:r>
+            <w:r>
+              <w:rPr>
+                <w:noProof/>
+                <w:webHidden/>
+              </w:rPr>
+              <w:fldChar w:fldCharType="end"/>
+            </w:r>
+          </w:hyperlink>
+        </w:p>
+        <w:p>
+          <w:pPr>
+            <w:pStyle w:val="TDC2"/>
+            <w:tabs>
+              <w:tab w:val="left" w:pos="1421"/>
+              <w:tab w:val="right" w:leader="dot" w:pos="9020"/>
+            </w:tabs>
+            <w:rPr>
+              <w:rFonts w:asciiTheme="minorHAnsi" w:eastAsiaTheme="minorEastAsia" w:hAnsiTheme="minorHAnsi" w:cstheme="minorBidi"/>
+              <w:noProof/>
+              <w:sz w:val="22"/>
+              <w:lang w:val="es-EC" w:eastAsia="es-EC"/>
+            </w:rPr>
+          </w:pPr>
+          <w:hyperlink w:anchor="_Toc229513498" w:history="1">
+            <w:r>
+              <w:rPr>
+                <w:rStyle w:val="Hipervnculo"/>
+                <w:noProof/>
+              </w:rPr>
+              <w:t>7.1.</w:t>
+            </w:r>
+            <w:r>
+              <w:rPr>
+                <w:rFonts w:asciiTheme="minorHAnsi" w:eastAsiaTheme="minorEastAsia" w:hAnsiTheme="minorHAnsi" w:cstheme="minorBidi"/>
+                <w:noProof/>
+                <w:sz w:val="22"/>
+                <w:lang w:val="es-EC" w:eastAsia="es-EC"/>
+              </w:rPr>
+              <w:tab/>
+            </w:r>
+            <w:r>
+              <w:rPr>
+                <w:rStyle w:val="Hipervnculo"/>
+                <w:noProof/>
+              </w:rPr>
+              <w:t>Perspectiva del Producto</w:t>
+            </w:r>
+            <w:r>
+              <w:rPr>
+                <w:noProof/>
+                <w:webHidden/>
+              </w:rPr>
+              <w:tab/>
+            </w:r>
+            <w:r>
+              <w:rPr>
+                <w:noProof/>
+                <w:webHidden/>
+              </w:rPr>
+              <w:fldChar w:fldCharType="begin"/>
+            </w:r>
+            <w:r>
+              <w:rPr>
+                <w:noProof/>
+                <w:webHidden/>
+              </w:rPr>
+              <w:instrText xml:space="preserve"> PAGEREF _Toc229513498 \h </w:instrText>
+            </w:r>
+            <w:r>
+              <w:rPr>
+                <w:noProof/>
+                <w:webHidden/>
+              </w:rPr>
+            </w:r>
+            <w:r>
+              <w:rPr>
+                <w:noProof/>
+                <w:webHidden/>
+              </w:rPr>
+              <w:fldChar w:fldCharType="separate"/>
+            </w:r>
+            <w:r>
+              <w:rPr>
+                <w:noProof/>
+                <w:webHidden/>
+              </w:rPr>
+              <w:t>9</w:t>
+            </w:r>
+            <w:r>
+              <w:rPr>
+                <w:noProof/>
+                <w:webHidden/>
+              </w:rPr>
+              <w:fldChar w:fldCharType="end"/>
+            </w:r>
+          </w:hyperlink>
+        </w:p>
+        <w:p>
+          <w:pPr>
+            <w:pStyle w:val="TDC2"/>
+            <w:tabs>
+              <w:tab w:val="left" w:pos="1421"/>
+              <w:tab w:val="right" w:leader="dot" w:pos="9020"/>
+            </w:tabs>
+            <w:rPr>
+              <w:rFonts w:asciiTheme="minorHAnsi" w:eastAsiaTheme="minorEastAsia" w:hAnsiTheme="minorHAnsi" w:cstheme="minorBidi"/>
+              <w:noProof/>
+              <w:sz w:val="22"/>
+              <w:lang w:val="es-EC" w:eastAsia="es-EC"/>
+            </w:rPr>
+          </w:pPr>
+          <w:hyperlink w:anchor="_Toc229513499" w:history="1">
+            <w:r>
+              <w:rPr>
+                <w:rStyle w:val="Hipervnculo"/>
+                <w:noProof/>
+              </w:rPr>
+              <w:t>7.2.</w:t>
+            </w:r>
+            <w:r>
+              <w:rPr>
+                <w:rFonts w:asciiTheme="minorHAnsi" w:eastAsiaTheme="minorEastAsia" w:hAnsiTheme="minorHAnsi" w:cstheme="minorBidi"/>
+                <w:noProof/>
+                <w:sz w:val="22"/>
+                <w:lang w:val="es-EC" w:eastAsia="es-EC"/>
+              </w:rPr>
+              <w:tab/>
+            </w:r>
+            <w:r>
+              <w:rPr>
+                <w:rStyle w:val="Hipervnculo"/>
+                <w:noProof/>
+              </w:rPr>
+              <w:t>Funciones del Producto (software)</w:t>
+            </w:r>
+            <w:r>
+              <w:rPr>
+                <w:noProof/>
+                <w:webHidden/>
+              </w:rPr>
+              <w:tab/>
+            </w:r>
+            <w:r>
+              <w:rPr>
+                <w:noProof/>
+                <w:webHidden/>
+              </w:rPr>
+              <w:fldChar w:fldCharType="begin"/>
+            </w:r>
+            <w:r>
+              <w:rPr>
+                <w:noProof/>
+                <w:webHidden/>
+              </w:rPr>
+              <w:instrText xml:space="preserve"> PAGEREF _Toc229513499 \h </w:instrText>
+            </w:r>
+            <w:r>
+              <w:rPr>
+                <w:noProof/>
+                <w:webHidden/>
+              </w:rPr>
+            </w:r>
+            <w:r>
+              <w:rPr>
+                <w:noProof/>
+                <w:webHidden/>
+              </w:rPr>
+              <w:fldChar w:fldCharType="separate"/>
+            </w:r>
+            <w:r>
+              <w:rPr>
+                <w:noProof/>
+                <w:webHidden/>
+              </w:rPr>
+              <w:t>9</w:t>
             </w:r>
             <w:r>
               <w:rPr>
@@ -5801,12 +5427,455 @@
               <w:lang w:val="es-EC" w:eastAsia="es-EC"/>
             </w:rPr>
           </w:pPr>
-          <w:hyperlink w:anchor="_Toc227913950" w:history="1">
+          <w:hyperlink w:anchor="_Toc229513500" w:history="1">
             <w:r>
               <w:rPr>
                 <w:rStyle w:val="Hipervnculo"/>
                 <w:noProof/>
               </w:rPr>
+              <w:t>7.3 Condiciones del Entorno</w:t>
+            </w:r>
+            <w:r>
+              <w:rPr>
+                <w:noProof/>
+                <w:webHidden/>
+              </w:rPr>
+              <w:tab/>
+            </w:r>
+            <w:r>
+              <w:rPr>
+                <w:noProof/>
+                <w:webHidden/>
+              </w:rPr>
+              <w:fldChar w:fldCharType="begin"/>
+            </w:r>
+            <w:r>
+              <w:rPr>
+                <w:noProof/>
+                <w:webHidden/>
+              </w:rPr>
+              <w:instrText xml:space="preserve"> PAGEREF _Toc229513500 \h </w:instrText>
+            </w:r>
+            <w:r>
+              <w:rPr>
+                <w:noProof/>
+                <w:webHidden/>
+              </w:rPr>
+            </w:r>
+            <w:r>
+              <w:rPr>
+                <w:noProof/>
+                <w:webHidden/>
+              </w:rPr>
+              <w:fldChar w:fldCharType="separate"/>
+            </w:r>
+            <w:r>
+              <w:rPr>
+                <w:noProof/>
+                <w:webHidden/>
+              </w:rPr>
+              <w:t>9</w:t>
+            </w:r>
+            <w:r>
+              <w:rPr>
+                <w:noProof/>
+                <w:webHidden/>
+              </w:rPr>
+              <w:fldChar w:fldCharType="end"/>
+            </w:r>
+          </w:hyperlink>
+        </w:p>
+        <w:p>
+          <w:pPr>
+            <w:pStyle w:val="TDC2"/>
+            <w:tabs>
+              <w:tab w:val="right" w:leader="dot" w:pos="9020"/>
+            </w:tabs>
+            <w:rPr>
+              <w:rFonts w:asciiTheme="minorHAnsi" w:eastAsiaTheme="minorEastAsia" w:hAnsiTheme="minorHAnsi" w:cstheme="minorBidi"/>
+              <w:noProof/>
+              <w:sz w:val="22"/>
+              <w:lang w:val="es-EC" w:eastAsia="es-EC"/>
+            </w:rPr>
+          </w:pPr>
+          <w:hyperlink w:anchor="_Toc229513501" w:history="1">
+            <w:r>
+              <w:rPr>
+                <w:rStyle w:val="Hipervnculo"/>
+                <w:noProof/>
+              </w:rPr>
+              <w:t>7.4 Características de los Usuarios</w:t>
+            </w:r>
+            <w:r>
+              <w:rPr>
+                <w:noProof/>
+                <w:webHidden/>
+              </w:rPr>
+              <w:tab/>
+            </w:r>
+            <w:r>
+              <w:rPr>
+                <w:noProof/>
+                <w:webHidden/>
+              </w:rPr>
+              <w:fldChar w:fldCharType="begin"/>
+            </w:r>
+            <w:r>
+              <w:rPr>
+                <w:noProof/>
+                <w:webHidden/>
+              </w:rPr>
+              <w:instrText xml:space="preserve"> PAGEREF _Toc229513501 \h </w:instrText>
+            </w:r>
+            <w:r>
+              <w:rPr>
+                <w:noProof/>
+                <w:webHidden/>
+              </w:rPr>
+            </w:r>
+            <w:r>
+              <w:rPr>
+                <w:noProof/>
+                <w:webHidden/>
+              </w:rPr>
+              <w:fldChar w:fldCharType="separate"/>
+            </w:r>
+            <w:r>
+              <w:rPr>
+                <w:noProof/>
+                <w:webHidden/>
+              </w:rPr>
+              <w:t>9</w:t>
+            </w:r>
+            <w:r>
+              <w:rPr>
+                <w:noProof/>
+                <w:webHidden/>
+              </w:rPr>
+              <w:fldChar w:fldCharType="end"/>
+            </w:r>
+          </w:hyperlink>
+        </w:p>
+        <w:p>
+          <w:pPr>
+            <w:pStyle w:val="TDC2"/>
+            <w:tabs>
+              <w:tab w:val="right" w:leader="dot" w:pos="9020"/>
+            </w:tabs>
+            <w:rPr>
+              <w:rFonts w:asciiTheme="minorHAnsi" w:eastAsiaTheme="minorEastAsia" w:hAnsiTheme="minorHAnsi" w:cstheme="minorBidi"/>
+              <w:noProof/>
+              <w:sz w:val="22"/>
+              <w:lang w:val="es-EC" w:eastAsia="es-EC"/>
+            </w:rPr>
+          </w:pPr>
+          <w:hyperlink w:anchor="_Toc229513502" w:history="1">
+            <w:r>
+              <w:rPr>
+                <w:rStyle w:val="Hipervnculo"/>
+                <w:noProof/>
+              </w:rPr>
+              <w:t>7.5 Interfaces Externas</w:t>
+            </w:r>
+            <w:r>
+              <w:rPr>
+                <w:noProof/>
+                <w:webHidden/>
+              </w:rPr>
+              <w:tab/>
+            </w:r>
+            <w:r>
+              <w:rPr>
+                <w:noProof/>
+                <w:webHidden/>
+              </w:rPr>
+              <w:fldChar w:fldCharType="begin"/>
+            </w:r>
+            <w:r>
+              <w:rPr>
+                <w:noProof/>
+                <w:webHidden/>
+              </w:rPr>
+              <w:instrText xml:space="preserve"> PAGEREF _Toc229513502 \h </w:instrText>
+            </w:r>
+            <w:r>
+              <w:rPr>
+                <w:noProof/>
+                <w:webHidden/>
+              </w:rPr>
+            </w:r>
+            <w:r>
+              <w:rPr>
+                <w:noProof/>
+                <w:webHidden/>
+              </w:rPr>
+              <w:fldChar w:fldCharType="separate"/>
+            </w:r>
+            <w:r>
+              <w:rPr>
+                <w:noProof/>
+                <w:webHidden/>
+              </w:rPr>
+              <w:t>10</w:t>
+            </w:r>
+            <w:r>
+              <w:rPr>
+                <w:noProof/>
+                <w:webHidden/>
+              </w:rPr>
+              <w:fldChar w:fldCharType="end"/>
+            </w:r>
+          </w:hyperlink>
+        </w:p>
+        <w:p>
+          <w:pPr>
+            <w:pStyle w:val="TDC2"/>
+            <w:tabs>
+              <w:tab w:val="right" w:leader="dot" w:pos="9020"/>
+            </w:tabs>
+            <w:rPr>
+              <w:rFonts w:asciiTheme="minorHAnsi" w:eastAsiaTheme="minorEastAsia" w:hAnsiTheme="minorHAnsi" w:cstheme="minorBidi"/>
+              <w:noProof/>
+              <w:sz w:val="22"/>
+              <w:lang w:val="es-EC" w:eastAsia="es-EC"/>
+            </w:rPr>
+          </w:pPr>
+          <w:hyperlink w:anchor="_Toc229513503" w:history="1">
+            <w:r>
+              <w:rPr>
+                <w:rStyle w:val="Hipervnculo"/>
+                <w:noProof/>
+              </w:rPr>
+              <w:t>7.6 Restricciones</w:t>
+            </w:r>
+            <w:r>
+              <w:rPr>
+                <w:noProof/>
+                <w:webHidden/>
+              </w:rPr>
+              <w:tab/>
+            </w:r>
+            <w:r>
+              <w:rPr>
+                <w:noProof/>
+                <w:webHidden/>
+              </w:rPr>
+              <w:fldChar w:fldCharType="begin"/>
+            </w:r>
+            <w:r>
+              <w:rPr>
+                <w:noProof/>
+                <w:webHidden/>
+              </w:rPr>
+              <w:instrText xml:space="preserve"> PAGEREF _Toc229513503 \h </w:instrText>
+            </w:r>
+            <w:r>
+              <w:rPr>
+                <w:noProof/>
+                <w:webHidden/>
+              </w:rPr>
+            </w:r>
+            <w:r>
+              <w:rPr>
+                <w:noProof/>
+                <w:webHidden/>
+              </w:rPr>
+              <w:fldChar w:fldCharType="separate"/>
+            </w:r>
+            <w:r>
+              <w:rPr>
+                <w:noProof/>
+                <w:webHidden/>
+              </w:rPr>
+              <w:t>10</w:t>
+            </w:r>
+            <w:r>
+              <w:rPr>
+                <w:noProof/>
+                <w:webHidden/>
+              </w:rPr>
+              <w:fldChar w:fldCharType="end"/>
+            </w:r>
+          </w:hyperlink>
+        </w:p>
+        <w:p>
+          <w:pPr>
+            <w:pStyle w:val="TDC2"/>
+            <w:tabs>
+              <w:tab w:val="right" w:leader="dot" w:pos="9020"/>
+            </w:tabs>
+            <w:rPr>
+              <w:rFonts w:asciiTheme="minorHAnsi" w:eastAsiaTheme="minorEastAsia" w:hAnsiTheme="minorHAnsi" w:cstheme="minorBidi"/>
+              <w:noProof/>
+              <w:sz w:val="22"/>
+              <w:lang w:val="es-EC" w:eastAsia="es-EC"/>
+            </w:rPr>
+          </w:pPr>
+          <w:hyperlink w:anchor="_Toc229513504" w:history="1">
+            <w:r>
+              <w:rPr>
+                <w:rStyle w:val="Hipervnculo"/>
+                <w:noProof/>
+              </w:rPr>
+              <w:t>7.7 Suposiciones y Dependencias</w:t>
+            </w:r>
+            <w:r>
+              <w:rPr>
+                <w:noProof/>
+                <w:webHidden/>
+              </w:rPr>
+              <w:tab/>
+            </w:r>
+            <w:r>
+              <w:rPr>
+                <w:noProof/>
+                <w:webHidden/>
+              </w:rPr>
+              <w:fldChar w:fldCharType="begin"/>
+            </w:r>
+            <w:r>
+              <w:rPr>
+                <w:noProof/>
+                <w:webHidden/>
+              </w:rPr>
+              <w:instrText xml:space="preserve"> PAGEREF _Toc229513504 \h </w:instrText>
+            </w:r>
+            <w:r>
+              <w:rPr>
+                <w:noProof/>
+                <w:webHidden/>
+              </w:rPr>
+            </w:r>
+            <w:r>
+              <w:rPr>
+                <w:noProof/>
+                <w:webHidden/>
+              </w:rPr>
+              <w:fldChar w:fldCharType="separate"/>
+            </w:r>
+            <w:r>
+              <w:rPr>
+                <w:noProof/>
+                <w:webHidden/>
+              </w:rPr>
+              <w:t>10</w:t>
+            </w:r>
+            <w:r>
+              <w:rPr>
+                <w:noProof/>
+                <w:webHidden/>
+              </w:rPr>
+              <w:fldChar w:fldCharType="end"/>
+            </w:r>
+          </w:hyperlink>
+        </w:p>
+        <w:p>
+          <w:pPr>
+            <w:pStyle w:val="TDC1"/>
+            <w:tabs>
+              <w:tab w:val="left" w:pos="980"/>
+              <w:tab w:val="right" w:leader="dot" w:pos="9020"/>
+            </w:tabs>
+            <w:rPr>
+              <w:rFonts w:asciiTheme="minorHAnsi" w:eastAsiaTheme="minorEastAsia" w:hAnsiTheme="minorHAnsi" w:cstheme="minorBidi"/>
+              <w:noProof/>
+              <w:sz w:val="22"/>
+              <w:lang w:val="es-EC" w:eastAsia="es-EC"/>
+            </w:rPr>
+          </w:pPr>
+          <w:hyperlink w:anchor="_Toc229513505" w:history="1">
+            <w:r>
+              <w:rPr>
+                <w:rStyle w:val="Hipervnculo"/>
+                <w:noProof/>
+              </w:rPr>
+              <w:t>8.</w:t>
+            </w:r>
+            <w:r>
+              <w:rPr>
+                <w:rFonts w:asciiTheme="minorHAnsi" w:eastAsiaTheme="minorEastAsia" w:hAnsiTheme="minorHAnsi" w:cstheme="minorBidi"/>
+                <w:noProof/>
+                <w:sz w:val="22"/>
+                <w:lang w:val="es-EC" w:eastAsia="es-EC"/>
+              </w:rPr>
+              <w:tab/>
+            </w:r>
+            <w:r>
+              <w:rPr>
+                <w:rStyle w:val="Hipervnculo"/>
+                <w:noProof/>
+              </w:rPr>
+              <w:t>Especificación de Requerimientos</w:t>
+            </w:r>
+            <w:r>
+              <w:rPr>
+                <w:noProof/>
+                <w:webHidden/>
+              </w:rPr>
+              <w:tab/>
+            </w:r>
+            <w:r>
+              <w:rPr>
+                <w:noProof/>
+                <w:webHidden/>
+              </w:rPr>
+              <w:fldChar w:fldCharType="begin"/>
+            </w:r>
+            <w:r>
+              <w:rPr>
+                <w:noProof/>
+                <w:webHidden/>
+              </w:rPr>
+              <w:instrText xml:space="preserve"> PAGEREF _Toc229513505 \h </w:instrText>
+            </w:r>
+            <w:r>
+              <w:rPr>
+                <w:noProof/>
+                <w:webHidden/>
+              </w:rPr>
+            </w:r>
+            <w:r>
+              <w:rPr>
+                <w:noProof/>
+                <w:webHidden/>
+              </w:rPr>
+              <w:fldChar w:fldCharType="separate"/>
+            </w:r>
+            <w:r>
+              <w:rPr>
+                <w:noProof/>
+                <w:webHidden/>
+              </w:rPr>
+              <w:t>11</w:t>
+            </w:r>
+            <w:r>
+              <w:rPr>
+                <w:noProof/>
+                <w:webHidden/>
+              </w:rPr>
+              <w:fldChar w:fldCharType="end"/>
+            </w:r>
+          </w:hyperlink>
+        </w:p>
+        <w:p>
+          <w:pPr>
+            <w:pStyle w:val="TDC2"/>
+            <w:tabs>
+              <w:tab w:val="right" w:leader="dot" w:pos="9020"/>
+            </w:tabs>
+            <w:rPr>
+              <w:rFonts w:asciiTheme="minorHAnsi" w:eastAsiaTheme="minorEastAsia" w:hAnsiTheme="minorHAnsi" w:cstheme="minorBidi"/>
+              <w:noProof/>
+              <w:sz w:val="22"/>
+              <w:lang w:val="es-EC" w:eastAsia="es-EC"/>
+            </w:rPr>
+          </w:pPr>
+          <w:hyperlink w:anchor="_Toc229513506" w:history="1">
+            <w:r>
+              <w:rPr>
+                <w:rStyle w:val="Hipervnculo"/>
+                <w:noProof/>
+              </w:rPr>
               <w:t>8.1 Requisitos comunes de las interfaces</w:t>
             </w:r>
             <w:r>
@@ -5828,7 +5897,7 @@
                 <w:noProof/>
                 <w:webHidden/>
               </w:rPr>
-              <w:instrText xml:space="preserve"> PAGEREF _Toc227913950 \h </w:instrText>
+              <w:instrText xml:space="preserve"> PAGEREF _Toc229513506 \h </w:instrText>
             </w:r>
             <w:r>
               <w:rPr>
@@ -5848,7 +5917,7 @@
                 <w:noProof/>
                 <w:webHidden/>
               </w:rPr>
-              <w:t>14</w:t>
+              <w:t>11</w:t>
             </w:r>
             <w:r>
               <w:rPr>
@@ -5872,7 +5941,7 @@
               <w:lang w:val="es-EC" w:eastAsia="es-EC"/>
             </w:rPr>
           </w:pPr>
-          <w:hyperlink w:anchor="_Toc227913951" w:history="1">
+          <w:hyperlink w:anchor="_Toc229513507" w:history="1">
             <w:r>
               <w:rPr>
                 <w:rStyle w:val="Hipervnculo"/>
@@ -5899,7 +5968,7 @@
                 <w:noProof/>
                 <w:webHidden/>
               </w:rPr>
-              <w:instrText xml:space="preserve"> PAGEREF _Toc227913951 \h </w:instrText>
+              <w:instrText xml:space="preserve"> PAGEREF _Toc229513507 \h </w:instrText>
             </w:r>
             <w:r>
               <w:rPr>
@@ -5919,7 +5988,7 @@
                 <w:noProof/>
                 <w:webHidden/>
               </w:rPr>
-              <w:t>14</w:t>
+              <w:t>11</w:t>
             </w:r>
             <w:r>
               <w:rPr>
@@ -5943,7 +6012,7 @@
               <w:lang w:val="es-EC" w:eastAsia="es-EC"/>
             </w:rPr>
           </w:pPr>
-          <w:hyperlink w:anchor="_Toc227913952" w:history="1">
+          <w:hyperlink w:anchor="_Toc229513508" w:history="1">
             <w:r>
               <w:rPr>
                 <w:rStyle w:val="Hipervnculo"/>
@@ -5970,7 +6039,7 @@
                 <w:noProof/>
                 <w:webHidden/>
               </w:rPr>
-              <w:instrText xml:space="preserve"> PAGEREF _Toc227913952 \h </w:instrText>
+              <w:instrText xml:space="preserve"> PAGEREF _Toc229513508 \h </w:instrText>
             </w:r>
             <w:r>
               <w:rPr>
@@ -5990,7 +6059,7 @@
                 <w:noProof/>
                 <w:webHidden/>
               </w:rPr>
-              <w:t>14</w:t>
+              <w:t>11</w:t>
             </w:r>
             <w:r>
               <w:rPr>
@@ -6014,7 +6083,7 @@
               <w:lang w:val="es-EC" w:eastAsia="es-EC"/>
             </w:rPr>
           </w:pPr>
-          <w:hyperlink w:anchor="_Toc227913953" w:history="1">
+          <w:hyperlink w:anchor="_Toc229513509" w:history="1">
             <w:r>
               <w:rPr>
                 <w:rStyle w:val="Hipervnculo"/>
@@ -6041,7 +6110,7 @@
                 <w:noProof/>
                 <w:webHidden/>
               </w:rPr>
-              <w:instrText xml:space="preserve"> PAGEREF _Toc227913953 \h </w:instrText>
+              <w:instrText xml:space="preserve"> PAGEREF _Toc229513509 \h </w:instrText>
             </w:r>
             <w:r>
               <w:rPr>
@@ -6061,7 +6130,7 @@
                 <w:noProof/>
                 <w:webHidden/>
               </w:rPr>
-              <w:t>15</w:t>
+              <w:t>12</w:t>
             </w:r>
             <w:r>
               <w:rPr>
@@ -6085,13 +6154,13 @@
               <w:lang w:val="es-EC" w:eastAsia="es-EC"/>
             </w:rPr>
           </w:pPr>
-          <w:hyperlink w:anchor="_Toc227913954" w:history="1">
+          <w:hyperlink w:anchor="_Toc229513510" w:history="1">
             <w:r>
               <w:rPr>
                 <w:rStyle w:val="Hipervnculo"/>
                 <w:noProof/>
               </w:rPr>
-              <w:t>8,1,4 Interfaces de comunicación</w:t>
+              <w:t>8.1.4 Interfaces de comunicación</w:t>
             </w:r>
             <w:r>
               <w:rPr>
@@ -6112,7 +6181,7 @@
                 <w:noProof/>
                 <w:webHidden/>
               </w:rPr>
-              <w:instrText xml:space="preserve"> PAGEREF _Toc227913954 \h </w:instrText>
+              <w:instrText xml:space="preserve"> PAGEREF _Toc229513510 \h </w:instrText>
             </w:r>
             <w:r>
               <w:rPr>
@@ -6132,7 +6201,7 @@
                 <w:noProof/>
                 <w:webHidden/>
               </w:rPr>
-              <w:t>16</w:t>
+              <w:t>13</w:t>
             </w:r>
             <w:r>
               <w:rPr>
@@ -6156,7 +6225,7 @@
               <w:lang w:val="es-EC" w:eastAsia="es-EC"/>
             </w:rPr>
           </w:pPr>
-          <w:hyperlink w:anchor="_Toc227913955" w:history="1">
+          <w:hyperlink w:anchor="_Toc229513511" w:history="1">
             <w:r>
               <w:rPr>
                 <w:rStyle w:val="Hipervnculo"/>
@@ -6183,7 +6252,7 @@
                 <w:noProof/>
                 <w:webHidden/>
               </w:rPr>
-              <w:instrText xml:space="preserve"> PAGEREF _Toc227913955 \h </w:instrText>
+              <w:instrText xml:space="preserve"> PAGEREF _Toc229513511 \h </w:instrText>
             </w:r>
             <w:r>
               <w:rPr>
@@ -6203,7 +6272,7 @@
                 <w:noProof/>
                 <w:webHidden/>
               </w:rPr>
-              <w:t>16</w:t>
+              <w:t>13</w:t>
             </w:r>
             <w:r>
               <w:rPr>
@@ -6227,7 +6296,7 @@
               <w:lang w:val="es-EC" w:eastAsia="es-EC"/>
             </w:rPr>
           </w:pPr>
-          <w:hyperlink w:anchor="_Toc227913956" w:history="1">
+          <w:hyperlink w:anchor="_Toc229513512" w:history="1">
             <w:r>
               <w:rPr>
                 <w:rStyle w:val="Hipervnculo"/>
@@ -6254,7 +6323,7 @@
                 <w:noProof/>
                 <w:webHidden/>
               </w:rPr>
-              <w:instrText xml:space="preserve"> PAGEREF _Toc227913956 \h </w:instrText>
+              <w:instrText xml:space="preserve"> PAGEREF _Toc229513512 \h </w:instrText>
             </w:r>
             <w:r>
               <w:rPr>
@@ -6274,7 +6343,7 @@
                 <w:noProof/>
                 <w:webHidden/>
               </w:rPr>
-              <w:t>16</w:t>
+              <w:t>13</w:t>
             </w:r>
             <w:r>
               <w:rPr>
@@ -6298,7 +6367,7 @@
               <w:lang w:val="es-EC" w:eastAsia="es-EC"/>
             </w:rPr>
           </w:pPr>
-          <w:hyperlink w:anchor="_Toc227913957" w:history="1">
+          <w:hyperlink w:anchor="_Toc229513513" w:history="1">
             <w:r>
               <w:rPr>
                 <w:rStyle w:val="Hipervnculo"/>
@@ -6325,7 +6394,7 @@
                 <w:noProof/>
                 <w:webHidden/>
               </w:rPr>
-              <w:instrText xml:space="preserve"> PAGEREF _Toc227913957 \h </w:instrText>
+              <w:instrText xml:space="preserve"> PAGEREF _Toc229513513 \h </w:instrText>
             </w:r>
             <w:r>
               <w:rPr>
@@ -6345,7 +6414,7 @@
                 <w:noProof/>
                 <w:webHidden/>
               </w:rPr>
-              <w:t>17</w:t>
+              <w:t>13</w:t>
             </w:r>
             <w:r>
               <w:rPr>
@@ -6369,7 +6438,7 @@
               <w:lang w:val="es-EC" w:eastAsia="es-EC"/>
             </w:rPr>
           </w:pPr>
-          <w:hyperlink w:anchor="_Toc227913958" w:history="1">
+          <w:hyperlink w:anchor="_Toc229513514" w:history="1">
             <w:r>
               <w:rPr>
                 <w:rStyle w:val="Hipervnculo"/>
@@ -6396,7 +6465,7 @@
                 <w:noProof/>
                 <w:webHidden/>
               </w:rPr>
-              <w:instrText xml:space="preserve"> PAGEREF _Toc227913958 \h </w:instrText>
+              <w:instrText xml:space="preserve"> PAGEREF _Toc229513514 \h </w:instrText>
             </w:r>
             <w:r>
               <w:rPr>
@@ -6416,7 +6485,7 @@
                 <w:noProof/>
                 <w:webHidden/>
               </w:rPr>
-              <w:t>18</w:t>
+              <w:t>14</w:t>
             </w:r>
             <w:r>
               <w:rPr>
@@ -6440,7 +6509,7 @@
               <w:lang w:val="es-EC" w:eastAsia="es-EC"/>
             </w:rPr>
           </w:pPr>
-          <w:hyperlink w:anchor="_Toc227913959" w:history="1">
+          <w:hyperlink w:anchor="_Toc229513515" w:history="1">
             <w:r>
               <w:rPr>
                 <w:rStyle w:val="Hipervnculo"/>
@@ -6467,7 +6536,7 @@
                 <w:noProof/>
                 <w:webHidden/>
               </w:rPr>
-              <w:instrText xml:space="preserve"> PAGEREF _Toc227913959 \h </w:instrText>
+              <w:instrText xml:space="preserve"> PAGEREF _Toc229513515 \h </w:instrText>
             </w:r>
             <w:r>
               <w:rPr>
@@ -6487,7 +6556,7 @@
                 <w:noProof/>
                 <w:webHidden/>
               </w:rPr>
-              <w:t>20</w:t>
+              <w:t>14</w:t>
             </w:r>
             <w:r>
               <w:rPr>
@@ -6511,7 +6580,7 @@
               <w:lang w:val="es-EC" w:eastAsia="es-EC"/>
             </w:rPr>
           </w:pPr>
-          <w:hyperlink w:anchor="_Toc227913960" w:history="1">
+          <w:hyperlink w:anchor="_Toc229513516" w:history="1">
             <w:r>
               <w:rPr>
                 <w:rStyle w:val="Hipervnculo"/>
@@ -6538,7 +6607,7 @@
                 <w:noProof/>
                 <w:webHidden/>
               </w:rPr>
-              <w:instrText xml:space="preserve"> PAGEREF _Toc227913960 \h </w:instrText>
+              <w:instrText xml:space="preserve"> PAGEREF _Toc229513516 \h </w:instrText>
             </w:r>
             <w:r>
               <w:rPr>
@@ -6558,7 +6627,7 @@
                 <w:noProof/>
                 <w:webHidden/>
               </w:rPr>
-              <w:t>22</w:t>
+              <w:t>16</w:t>
             </w:r>
             <w:r>
               <w:rPr>
@@ -6582,7 +6651,7 @@
               <w:lang w:val="es-EC" w:eastAsia="es-EC"/>
             </w:rPr>
           </w:pPr>
-          <w:hyperlink w:anchor="_Toc227913961" w:history="1">
+          <w:hyperlink w:anchor="_Toc229513517" w:history="1">
             <w:r>
               <w:rPr>
                 <w:rStyle w:val="Hipervnculo"/>
@@ -6609,7 +6678,7 @@
                 <w:noProof/>
                 <w:webHidden/>
               </w:rPr>
-              <w:instrText xml:space="preserve"> PAGEREF _Toc227913961 \h </w:instrText>
+              <w:instrText xml:space="preserve"> PAGEREF _Toc229513517 \h </w:instrText>
             </w:r>
             <w:r>
               <w:rPr>
@@ -6629,7 +6698,7 @@
                 <w:noProof/>
                 <w:webHidden/>
               </w:rPr>
-              <w:t>22</w:t>
+              <w:t>16</w:t>
             </w:r>
             <w:r>
               <w:rPr>
@@ -6653,7 +6722,7 @@
               <w:lang w:val="es-EC" w:eastAsia="es-EC"/>
             </w:rPr>
           </w:pPr>
-          <w:hyperlink w:anchor="_Toc227913962" w:history="1">
+          <w:hyperlink w:anchor="_Toc229513518" w:history="1">
             <w:r>
               <w:rPr>
                 <w:rStyle w:val="Hipervnculo"/>
@@ -6680,7 +6749,7 @@
                 <w:noProof/>
                 <w:webHidden/>
               </w:rPr>
-              <w:instrText xml:space="preserve"> PAGEREF _Toc227913962 \h </w:instrText>
+              <w:instrText xml:space="preserve"> PAGEREF _Toc229513518 \h </w:instrText>
             </w:r>
             <w:r>
               <w:rPr>
@@ -6700,7 +6769,7 @@
                 <w:noProof/>
                 <w:webHidden/>
               </w:rPr>
-              <w:t>24</w:t>
+              <w:t>17</w:t>
             </w:r>
             <w:r>
               <w:rPr>
@@ -6724,7 +6793,7 @@
               <w:lang w:val="es-EC" w:eastAsia="es-EC"/>
             </w:rPr>
           </w:pPr>
-          <w:hyperlink w:anchor="_Toc227913963" w:history="1">
+          <w:hyperlink w:anchor="_Toc229513519" w:history="1">
             <w:r>
               <w:rPr>
                 <w:rStyle w:val="Hipervnculo"/>
@@ -6751,7 +6820,7 @@
                 <w:noProof/>
                 <w:webHidden/>
               </w:rPr>
-              <w:instrText xml:space="preserve"> PAGEREF _Toc227913963 \h </w:instrText>
+              <w:instrText xml:space="preserve"> PAGEREF _Toc229513519 \h </w:instrText>
             </w:r>
             <w:r>
               <w:rPr>
@@ -6771,7 +6840,7 @@
                 <w:noProof/>
                 <w:webHidden/>
               </w:rPr>
-              <w:t>24</w:t>
+              <w:t>17</w:t>
             </w:r>
             <w:r>
               <w:rPr>
@@ -6795,7 +6864,7 @@
               <w:lang w:val="es-EC" w:eastAsia="es-EC"/>
             </w:rPr>
           </w:pPr>
-          <w:hyperlink w:anchor="_Toc227913964" w:history="1">
+          <w:hyperlink w:anchor="_Toc229513520" w:history="1">
             <w:r>
               <w:rPr>
                 <w:rStyle w:val="Hipervnculo"/>
@@ -6822,7 +6891,7 @@
                 <w:noProof/>
                 <w:webHidden/>
               </w:rPr>
-              <w:instrText xml:space="preserve"> PAGEREF _Toc227913964 \h </w:instrText>
+              <w:instrText xml:space="preserve"> PAGEREF _Toc229513520 \h </w:instrText>
             </w:r>
             <w:r>
               <w:rPr>
@@ -6842,7 +6911,7 @@
                 <w:noProof/>
                 <w:webHidden/>
               </w:rPr>
-              <w:t>24</w:t>
+              <w:t>18</w:t>
             </w:r>
             <w:r>
               <w:rPr>
@@ -6866,7 +6935,7 @@
               <w:lang w:val="es-EC" w:eastAsia="es-EC"/>
             </w:rPr>
           </w:pPr>
-          <w:hyperlink w:anchor="_Toc227913965" w:history="1">
+          <w:hyperlink w:anchor="_Toc229513521" w:history="1">
             <w:r>
               <w:rPr>
                 <w:rStyle w:val="Hipervnculo"/>
@@ -6893,7 +6962,7 @@
                 <w:noProof/>
                 <w:webHidden/>
               </w:rPr>
-              <w:instrText xml:space="preserve"> PAGEREF _Toc227913965 \h </w:instrText>
+              <w:instrText xml:space="preserve"> PAGEREF _Toc229513521 \h </w:instrText>
             </w:r>
             <w:r>
               <w:rPr>
@@ -6913,7 +6982,7 @@
                 <w:noProof/>
                 <w:webHidden/>
               </w:rPr>
-              <w:t>24</w:t>
+              <w:t>18</w:t>
             </w:r>
             <w:r>
               <w:rPr>
@@ -6937,7 +7006,7 @@
               <w:lang w:val="es-EC" w:eastAsia="es-EC"/>
             </w:rPr>
           </w:pPr>
-          <w:hyperlink w:anchor="_Toc227913966" w:history="1">
+          <w:hyperlink w:anchor="_Toc229513522" w:history="1">
             <w:r>
               <w:rPr>
                 <w:rStyle w:val="Hipervnculo"/>
@@ -6964,7 +7033,7 @@
                 <w:noProof/>
                 <w:webHidden/>
               </w:rPr>
-              <w:instrText xml:space="preserve"> PAGEREF _Toc227913966 \h </w:instrText>
+              <w:instrText xml:space="preserve"> PAGEREF _Toc229513522 \h </w:instrText>
             </w:r>
             <w:r>
               <w:rPr>
@@ -6984,7 +7053,7 @@
                 <w:noProof/>
                 <w:webHidden/>
               </w:rPr>
-              <w:t>25</w:t>
+              <w:t>18</w:t>
             </w:r>
             <w:r>
               <w:rPr>
@@ -7008,7 +7077,7 @@
               <w:lang w:val="es-EC" w:eastAsia="es-EC"/>
             </w:rPr>
           </w:pPr>
-          <w:hyperlink w:anchor="_Toc227913967" w:history="1">
+          <w:hyperlink w:anchor="_Toc229513523" w:history="1">
             <w:r>
               <w:rPr>
                 <w:rStyle w:val="Hipervnculo"/>
@@ -7035,7 +7104,7 @@
                 <w:noProof/>
                 <w:webHidden/>
               </w:rPr>
-              <w:instrText xml:space="preserve"> PAGEREF _Toc227913967 \h </w:instrText>
+              <w:instrText xml:space="preserve"> PAGEREF _Toc229513523 \h </w:instrText>
             </w:r>
             <w:r>
               <w:rPr>
@@ -7055,7 +7124,7 @@
                 <w:noProof/>
                 <w:webHidden/>
               </w:rPr>
-              <w:t>25</w:t>
+              <w:t>18</w:t>
             </w:r>
             <w:r>
               <w:rPr>
@@ -7079,7 +7148,7 @@
               <w:lang w:val="es-EC" w:eastAsia="es-EC"/>
             </w:rPr>
           </w:pPr>
-          <w:hyperlink w:anchor="_Toc227913968" w:history="1">
+          <w:hyperlink w:anchor="_Toc229513524" w:history="1">
             <w:r>
               <w:rPr>
                 <w:rStyle w:val="Hipervnculo"/>
@@ -7106,7 +7175,7 @@
                 <w:noProof/>
                 <w:webHidden/>
               </w:rPr>
-              <w:instrText xml:space="preserve"> PAGEREF _Toc227913968 \h </w:instrText>
+              <w:instrText xml:space="preserve"> PAGEREF _Toc229513524 \h </w:instrText>
             </w:r>
             <w:r>
               <w:rPr>
@@ -7126,7 +7195,7 @@
                 <w:noProof/>
                 <w:webHidden/>
               </w:rPr>
-              <w:t>25</w:t>
+              <w:t>18</w:t>
             </w:r>
             <w:r>
               <w:rPr>
@@ -7150,7 +7219,7 @@
               <w:lang w:val="es-EC" w:eastAsia="es-EC"/>
             </w:rPr>
           </w:pPr>
-          <w:hyperlink w:anchor="_Toc227913969" w:history="1">
+          <w:hyperlink w:anchor="_Toc229513525" w:history="1">
             <w:r>
               <w:rPr>
                 <w:rStyle w:val="Hipervnculo"/>
@@ -7177,7 +7246,7 @@
                 <w:noProof/>
                 <w:webHidden/>
               </w:rPr>
-              <w:instrText xml:space="preserve"> PAGEREF _Toc227913969 \h </w:instrText>
+              <w:instrText xml:space="preserve"> PAGEREF _Toc229513525 \h </w:instrText>
             </w:r>
             <w:r>
               <w:rPr>
@@ -7197,7 +7266,7 @@
                 <w:noProof/>
                 <w:webHidden/>
               </w:rPr>
-              <w:t>25</w:t>
+              <w:t>18</w:t>
             </w:r>
             <w:r>
               <w:rPr>
@@ -7221,7 +7290,7 @@
               <w:lang w:val="es-EC" w:eastAsia="es-EC"/>
             </w:rPr>
           </w:pPr>
-          <w:hyperlink w:anchor="_Toc227913970" w:history="1">
+          <w:hyperlink w:anchor="_Toc229513526" w:history="1">
             <w:r>
               <w:rPr>
                 <w:rStyle w:val="Hipervnculo"/>
@@ -7248,7 +7317,7 @@
                 <w:noProof/>
                 <w:webHidden/>
               </w:rPr>
-              <w:instrText xml:space="preserve"> PAGEREF _Toc227913970 \h </w:instrText>
+              <w:instrText xml:space="preserve"> PAGEREF _Toc229513526 \h </w:instrText>
             </w:r>
             <w:r>
               <w:rPr>
@@ -7268,7 +7337,7 @@
                 <w:noProof/>
                 <w:webHidden/>
               </w:rPr>
-              <w:t>25</w:t>
+              <w:t>19</w:t>
             </w:r>
             <w:r>
               <w:rPr>
@@ -7292,7 +7361,7 @@
               <w:lang w:val="es-EC" w:eastAsia="es-EC"/>
             </w:rPr>
           </w:pPr>
-          <w:hyperlink w:anchor="_Toc227913971" w:history="1">
+          <w:hyperlink w:anchor="_Toc229513527" w:history="1">
             <w:r>
               <w:rPr>
                 <w:rStyle w:val="Hipervnculo"/>
@@ -7319,7 +7388,7 @@
                 <w:noProof/>
                 <w:webHidden/>
               </w:rPr>
-              <w:instrText xml:space="preserve"> PAGEREF _Toc227913971 \h </w:instrText>
+              <w:instrText xml:space="preserve"> PAGEREF _Toc229513527 \h </w:instrText>
             </w:r>
             <w:r>
               <w:rPr>
@@ -7339,78 +7408,7 @@
                 <w:noProof/>
                 <w:webHidden/>
               </w:rPr>
-              <w:t>25</w:t>
-            </w:r>
-            <w:r>
-              <w:rPr>
-                <w:noProof/>
-                <w:webHidden/>
-              </w:rPr>
-              <w:fldChar w:fldCharType="end"/>
-            </w:r>
-          </w:hyperlink>
-        </w:p>
-        <w:p>
-          <w:pPr>
-            <w:pStyle w:val="TDC3"/>
-            <w:tabs>
-              <w:tab w:val="right" w:leader="dot" w:pos="9020"/>
-            </w:tabs>
-            <w:rPr>
-              <w:rFonts w:asciiTheme="minorHAnsi" w:eastAsiaTheme="minorEastAsia" w:hAnsiTheme="minorHAnsi" w:cstheme="minorBidi"/>
-              <w:noProof/>
-              <w:sz w:val="22"/>
-              <w:lang w:val="es-EC" w:eastAsia="es-EC"/>
-            </w:rPr>
-          </w:pPr>
-          <w:hyperlink w:anchor="_Toc227913972" w:history="1">
-            <w:r>
-              <w:rPr>
-                <w:rStyle w:val="Hipervnculo"/>
-                <w:noProof/>
-              </w:rPr>
-              <w:t>9.1.5. Base de Datos</w:t>
-            </w:r>
-            <w:r>
-              <w:rPr>
-                <w:noProof/>
-                <w:webHidden/>
-              </w:rPr>
-              <w:tab/>
-            </w:r>
-            <w:r>
-              <w:rPr>
-                <w:noProof/>
-                <w:webHidden/>
-              </w:rPr>
-              <w:fldChar w:fldCharType="begin"/>
-            </w:r>
-            <w:r>
-              <w:rPr>
-                <w:noProof/>
-                <w:webHidden/>
-              </w:rPr>
-              <w:instrText xml:space="preserve"> PAGEREF _Toc227913972 \h </w:instrText>
-            </w:r>
-            <w:r>
-              <w:rPr>
-                <w:noProof/>
-                <w:webHidden/>
-              </w:rPr>
-            </w:r>
-            <w:r>
-              <w:rPr>
-                <w:noProof/>
-                <w:webHidden/>
-              </w:rPr>
-              <w:fldChar w:fldCharType="separate"/>
-            </w:r>
-            <w:r>
-              <w:rPr>
-                <w:noProof/>
-                <w:webHidden/>
-              </w:rPr>
-              <w:t>25</w:t>
+              <w:t>19</w:t>
             </w:r>
             <w:r>
               <w:rPr>
@@ -10030,7 +10028,7 @@
         </w:numPr>
       </w:pPr>
       <w:bookmarkStart w:id="2" w:name="_bookmark1"/>
-      <w:bookmarkStart w:id="3" w:name="_Toc227913933"/>
+      <w:bookmarkStart w:id="3" w:name="_Toc229513489"/>
       <w:bookmarkEnd w:id="2"/>
       <w:r>
         <w:lastRenderedPageBreak/>
@@ -10064,7 +10062,7 @@
         </w:numPr>
       </w:pPr>
       <w:bookmarkStart w:id="4" w:name="_bookmark2"/>
-      <w:bookmarkStart w:id="5" w:name="_Toc227913934"/>
+      <w:bookmarkStart w:id="5" w:name="_Toc229513490"/>
       <w:bookmarkEnd w:id="4"/>
       <w:r>
         <w:t>Propósito</w:t>
@@ -10131,7 +10129,7 @@
         </w:numPr>
       </w:pPr>
       <w:bookmarkStart w:id="7" w:name="_bookmark3"/>
-      <w:bookmarkStart w:id="8" w:name="_Toc227913935"/>
+      <w:bookmarkStart w:id="8" w:name="_Toc229513491"/>
       <w:bookmarkEnd w:id="7"/>
       <w:r>
         <w:t>Alcance</w:t>
@@ -10180,13 +10178,8 @@
           <w:numId w:val="22"/>
         </w:numPr>
       </w:pPr>
-      <w:proofErr w:type="spellStart"/>
-      <w:r>
-        <w:t>Login</w:t>
-      </w:r>
-      <w:proofErr w:type="spellEnd"/>
-      <w:r>
-        <w:t xml:space="preserve"> y autenticación del cliente. </w:t>
+      <w:r>
+        <w:t xml:space="preserve">Login y autenticación del cliente. </w:t>
       </w:r>
     </w:p>
     <w:p>
@@ -10210,15 +10203,7 @@
         </w:numPr>
       </w:pPr>
       <w:r>
-        <w:t xml:space="preserve">Control de acceso de los </w:t>
-      </w:r>
-      <w:proofErr w:type="spellStart"/>
-      <w:r>
-        <w:t>endpoints</w:t>
-      </w:r>
-      <w:proofErr w:type="spellEnd"/>
-      <w:r>
-        <w:t xml:space="preserve"> de conversión. </w:t>
+        <w:t xml:space="preserve">Control de acceso de los endpoints de conversión. </w:t>
       </w:r>
     </w:p>
     <w:p>
@@ -10299,7 +10284,7 @@
         </w:numPr>
       </w:pPr>
       <w:bookmarkStart w:id="9" w:name="_bookmark4"/>
-      <w:bookmarkStart w:id="10" w:name="_Toc227913936"/>
+      <w:bookmarkStart w:id="10" w:name="_Toc229513492"/>
       <w:bookmarkEnd w:id="9"/>
       <w:r>
         <w:t>Definiciones, Acrónimos y Abreviaturas</w:t>
@@ -10314,7 +10299,7 @@
           <w:numId w:val="20"/>
         </w:numPr>
       </w:pPr>
-      <w:bookmarkStart w:id="11" w:name="_Toc227913937"/>
+      <w:bookmarkStart w:id="11" w:name="_Toc229513493"/>
       <w:r>
         <w:t>Definiciones</w:t>
       </w:r>
@@ -10532,11 +10517,9 @@
             <w:pPr>
               <w:jc w:val="left"/>
             </w:pPr>
-            <w:proofErr w:type="spellStart"/>
             <w:r>
               <w:t>Endpoint</w:t>
             </w:r>
-            <w:proofErr w:type="spellEnd"/>
           </w:p>
         </w:tc>
         <w:tc>
@@ -10690,12 +10673,10 @@
               <w:jc w:val="left"/>
             </w:pPr>
             <w:bookmarkStart w:id="17" w:name="_Toc61544620"/>
-            <w:proofErr w:type="spellStart"/>
             <w:r>
               <w:t>Netbeans</w:t>
             </w:r>
             <w:bookmarkEnd w:id="17"/>
-            <w:proofErr w:type="spellEnd"/>
           </w:p>
         </w:tc>
         <w:tc>
@@ -10760,7 +10741,7 @@
         </w:numPr>
       </w:pPr>
       <w:bookmarkStart w:id="21" w:name="_Toc61544630"/>
-      <w:bookmarkStart w:id="22" w:name="_Toc227913938"/>
+      <w:bookmarkStart w:id="22" w:name="_Toc229513494"/>
       <w:r>
         <w:t>Acrónimos y abreviaturas</w:t>
       </w:r>
@@ -10872,23 +10853,7 @@
               <w:cnfStyle w:val="000000100000" w:firstRow="0" w:lastRow="0" w:firstColumn="0" w:lastColumn="0" w:oddVBand="0" w:evenVBand="0" w:oddHBand="1" w:evenHBand="0" w:firstRowFirstColumn="0" w:firstRowLastColumn="0" w:lastRowFirstColumn="0" w:lastRowLastColumn="0"/>
             </w:pPr>
             <w:r>
-              <w:t>Arquitectura Orientada a Servicios (</w:t>
-            </w:r>
-            <w:proofErr w:type="spellStart"/>
-            <w:r>
-              <w:t>Service-Oriented</w:t>
-            </w:r>
-            <w:proofErr w:type="spellEnd"/>
-            <w:r>
-              <w:t xml:space="preserve"> </w:t>
-            </w:r>
-            <w:proofErr w:type="spellStart"/>
-            <w:r>
-              <w:t>Architecture</w:t>
-            </w:r>
-            <w:proofErr w:type="spellEnd"/>
-            <w:r>
-              <w:t>).</w:t>
+              <w:t>Arquitectura Orientada a Servicios (Service-Oriented Architecture).</w:t>
             </w:r>
           </w:p>
         </w:tc>
@@ -10914,23 +10879,7 @@
               <w:cnfStyle w:val="000000000000" w:firstRow="0" w:lastRow="0" w:firstColumn="0" w:lastColumn="0" w:oddVBand="0" w:evenVBand="0" w:oddHBand="0" w:evenHBand="0" w:firstRowFirstColumn="0" w:firstRowLastColumn="0" w:lastRowFirstColumn="0" w:lastRowLastColumn="0"/>
             </w:pPr>
             <w:r>
-              <w:t xml:space="preserve">Protocolo Simple de Acceso a Objetos (Simple </w:t>
-            </w:r>
-            <w:proofErr w:type="spellStart"/>
-            <w:r>
-              <w:t>Object</w:t>
-            </w:r>
-            <w:proofErr w:type="spellEnd"/>
-            <w:r>
-              <w:t xml:space="preserve"> Access </w:t>
-            </w:r>
-            <w:proofErr w:type="spellStart"/>
-            <w:r>
-              <w:t>Protocol</w:t>
-            </w:r>
-            <w:proofErr w:type="spellEnd"/>
-            <w:r>
-              <w:t xml:space="preserve">). </w:t>
+              <w:t xml:space="preserve">Protocolo Simple de Acceso a Objetos (Simple Object Access Protocol). </w:t>
             </w:r>
           </w:p>
         </w:tc>
@@ -10959,23 +10908,7 @@
               <w:cnfStyle w:val="000000100000" w:firstRow="0" w:lastRow="0" w:firstColumn="0" w:lastColumn="0" w:oddVBand="0" w:evenVBand="0" w:oddHBand="1" w:evenHBand="0" w:firstRowFirstColumn="0" w:firstRowLastColumn="0" w:lastRowFirstColumn="0" w:lastRowLastColumn="0"/>
             </w:pPr>
             <w:r>
-              <w:t>Transferencia de Estado Representacional (</w:t>
-            </w:r>
-            <w:proofErr w:type="spellStart"/>
-            <w:r>
-              <w:t>Represantational</w:t>
-            </w:r>
-            <w:proofErr w:type="spellEnd"/>
-            <w:r>
-              <w:t xml:space="preserve"> </w:t>
-            </w:r>
-            <w:proofErr w:type="spellStart"/>
-            <w:r>
-              <w:t>State</w:t>
-            </w:r>
-            <w:proofErr w:type="spellEnd"/>
-            <w:r>
-              <w:t xml:space="preserve"> Transfer). </w:t>
+              <w:t xml:space="preserve">Transferencia de Estado Representacional (Represantational State Transfer). </w:t>
             </w:r>
           </w:p>
         </w:tc>
@@ -11001,31 +10934,7 @@
               <w:cnfStyle w:val="000000000000" w:firstRow="0" w:lastRow="0" w:firstColumn="0" w:lastColumn="0" w:oddVBand="0" w:evenVBand="0" w:oddHBand="0" w:evenHBand="0" w:firstRowFirstColumn="0" w:firstRowLastColumn="0" w:lastRowFirstColumn="0" w:lastRowLastColumn="0"/>
             </w:pPr>
             <w:r>
-              <w:t>Lenguaje de Marcado Extensible (</w:t>
-            </w:r>
-            <w:proofErr w:type="spellStart"/>
-            <w:r>
-              <w:t>eXtensible</w:t>
-            </w:r>
-            <w:proofErr w:type="spellEnd"/>
-            <w:r>
-              <w:t xml:space="preserve"> </w:t>
-            </w:r>
-            <w:proofErr w:type="spellStart"/>
-            <w:r>
-              <w:t>Markup</w:t>
-            </w:r>
-            <w:proofErr w:type="spellEnd"/>
-            <w:r>
-              <w:t xml:space="preserve"> </w:t>
-            </w:r>
-            <w:proofErr w:type="spellStart"/>
-            <w:r>
-              <w:t>Language</w:t>
-            </w:r>
-            <w:proofErr w:type="spellEnd"/>
-            <w:r>
-              <w:t>).</w:t>
+              <w:t>Lenguaje de Marcado Extensible (eXtensible Markup Language).</w:t>
             </w:r>
           </w:p>
         </w:tc>
@@ -11054,23 +10963,7 @@
               <w:cnfStyle w:val="000000100000" w:firstRow="0" w:lastRow="0" w:firstColumn="0" w:lastColumn="0" w:oddVBand="0" w:evenVBand="0" w:oddHBand="1" w:evenHBand="0" w:firstRowFirstColumn="0" w:firstRowLastColumn="0" w:lastRowFirstColumn="0" w:lastRowLastColumn="0"/>
             </w:pPr>
             <w:r>
-              <w:t>Protocolo de Transferencia de Hipertexto (</w:t>
-            </w:r>
-            <w:proofErr w:type="spellStart"/>
-            <w:r>
-              <w:t>Hypertext</w:t>
-            </w:r>
-            <w:proofErr w:type="spellEnd"/>
-            <w:r>
-              <w:t xml:space="preserve"> Transfer </w:t>
-            </w:r>
-            <w:proofErr w:type="spellStart"/>
-            <w:r>
-              <w:t>Protocol</w:t>
-            </w:r>
-            <w:proofErr w:type="spellEnd"/>
-            <w:r>
-              <w:t xml:space="preserve">). </w:t>
+              <w:t xml:space="preserve">Protocolo de Transferencia de Hipertexto (Hypertext Transfer Protocol). </w:t>
             </w:r>
           </w:p>
         </w:tc>
@@ -11197,7 +11090,7 @@
           <w:numId w:val="20"/>
         </w:numPr>
       </w:pPr>
-      <w:bookmarkStart w:id="26" w:name="_Toc227913939"/>
+      <w:bookmarkStart w:id="26" w:name="_Toc229513495"/>
       <w:r>
         <w:t>Referencias</w:t>
       </w:r>
@@ -11377,21 +11270,7 @@
               <w:rPr>
                 <w:rFonts w:ascii="Arial Narrow" w:hAnsi="Arial Narrow"/>
               </w:rPr>
-              <w:t xml:space="preserve">De la plantilla de formato del documento © &amp; </w:t>
-            </w:r>
-            <w:proofErr w:type="spellStart"/>
-            <w:r>
-              <w:rPr>
-                <w:rFonts w:ascii="Arial Narrow" w:hAnsi="Arial Narrow"/>
-              </w:rPr>
-              <w:t>Coloriuris</w:t>
-            </w:r>
-            <w:proofErr w:type="spellEnd"/>
-            <w:r>
-              <w:rPr>
-                <w:rFonts w:ascii="Arial Narrow" w:hAnsi="Arial Narrow"/>
-              </w:rPr>
-              <w:t xml:space="preserve"> </w:t>
+              <w:t xml:space="preserve">De la plantilla de formato del documento © &amp; Coloriuris </w:t>
             </w:r>
             <w:hyperlink r:id="rId12">
               <w:r>
@@ -11441,7 +11320,7 @@
         </w:numPr>
       </w:pPr>
       <w:bookmarkStart w:id="28" w:name="_bookmark6"/>
-      <w:bookmarkStart w:id="29" w:name="_Toc227913940"/>
+      <w:bookmarkStart w:id="29" w:name="_Toc229513496"/>
       <w:bookmarkEnd w:id="28"/>
       <w:r>
         <w:t>Visión General del Documento</w:t>
@@ -11474,7 +11353,7 @@
         </w:numPr>
       </w:pPr>
       <w:bookmarkStart w:id="30" w:name="_bookmark7"/>
-      <w:bookmarkStart w:id="31" w:name="_Toc227913941"/>
+      <w:bookmarkStart w:id="31" w:name="_Toc229513497"/>
       <w:bookmarkEnd w:id="30"/>
       <w:r>
         <w:t>Descripción General</w:t>
@@ -11494,7 +11373,7 @@
           <w:numId w:val="20"/>
         </w:numPr>
       </w:pPr>
-      <w:bookmarkStart w:id="32" w:name="_Toc227913942"/>
+      <w:bookmarkStart w:id="32" w:name="_Toc229513498"/>
       <w:r>
         <w:lastRenderedPageBreak/>
         <w:t>Perspectiva del Producto</w:t>
@@ -11518,7 +11397,7 @@
         </w:numPr>
       </w:pPr>
       <w:bookmarkStart w:id="33" w:name="_bookmark9"/>
-      <w:bookmarkStart w:id="34" w:name="_Toc227913943"/>
+      <w:bookmarkStart w:id="34" w:name="_Toc229513499"/>
       <w:bookmarkEnd w:id="33"/>
       <w:r>
         <w:t>Funciones del Producto</w:t>
@@ -11633,35 +11512,7 @@
         <w:rPr>
           <w:szCs w:val="24"/>
         </w:rPr>
-        <w:t xml:space="preserve">Procesar transformaciones entres estas unidades de medida de temperatura: </w:t>
-      </w:r>
-      <w:proofErr w:type="spellStart"/>
-      <w:r>
-        <w:rPr>
-          <w:szCs w:val="24"/>
-        </w:rPr>
-        <w:t>farenheit</w:t>
-      </w:r>
-      <w:proofErr w:type="spellEnd"/>
-      <w:r>
-        <w:rPr>
-          <w:szCs w:val="24"/>
-        </w:rPr>
-        <w:t xml:space="preserve">, kelvin, Celsius, newton y </w:t>
-      </w:r>
-      <w:proofErr w:type="spellStart"/>
-      <w:r>
-        <w:rPr>
-          <w:szCs w:val="24"/>
-        </w:rPr>
-        <w:t>reaumur</w:t>
-      </w:r>
-      <w:proofErr w:type="spellEnd"/>
-      <w:r>
-        <w:rPr>
-          <w:szCs w:val="24"/>
-        </w:rPr>
-        <w:t xml:space="preserve">.  </w:t>
+        <w:t xml:space="preserve">Procesar transformaciones entres estas unidades de medida de temperatura: farenheit, kelvin, Celsius, newton y reaumur.  </w:t>
       </w:r>
     </w:p>
     <w:p>
@@ -11706,6 +11557,60 @@
       </w:pPr>
       <w:bookmarkStart w:id="35" w:name="_Toc83812939"/>
       <w:r>
+        <w:rPr>
+          <w:noProof/>
+        </w:rPr>
+        <w:lastRenderedPageBreak/>
+        <w:drawing>
+          <wp:inline distT="0" distB="0" distL="0" distR="0" wp14:anchorId="1680029E" wp14:editId="61B4F76F">
+            <wp:extent cx="5988050" cy="5405755"/>
+            <wp:effectExtent l="0" t="0" r="0" b="4445"/>
+            <wp:docPr id="7" name="Imagen 7"/>
+            <wp:cNvGraphicFramePr>
+              <a:graphicFrameLocks xmlns:a="http://schemas.openxmlformats.org/drawingml/2006/main" noChangeAspect="1"/>
+            </wp:cNvGraphicFramePr>
+            <a:graphic xmlns:a="http://schemas.openxmlformats.org/drawingml/2006/main">
+              <a:graphicData uri="http://schemas.openxmlformats.org/drawingml/2006/picture">
+                <pic:pic xmlns:pic="http://schemas.openxmlformats.org/drawingml/2006/picture">
+                  <pic:nvPicPr>
+                    <pic:cNvPr id="0" name="Picture 1"/>
+                    <pic:cNvPicPr>
+                      <a:picLocks noChangeAspect="1" noChangeArrowheads="1"/>
+                    </pic:cNvPicPr>
+                  </pic:nvPicPr>
+                  <pic:blipFill>
+                    <a:blip r:embed="rId13">
+                      <a:extLst>
+                        <a:ext uri="{28A0092B-C50C-407E-A947-70E740481C1C}">
+                          <a14:useLocalDpi xmlns:a14="http://schemas.microsoft.com/office/drawing/2010/main" val="0"/>
+                        </a:ext>
+                      </a:extLst>
+                    </a:blip>
+                    <a:srcRect/>
+                    <a:stretch>
+                      <a:fillRect/>
+                    </a:stretch>
+                  </pic:blipFill>
+                  <pic:spPr bwMode="auto">
+                    <a:xfrm>
+                      <a:off x="0" y="0"/>
+                      <a:ext cx="5988050" cy="5405755"/>
+                    </a:xfrm>
+                    <a:prstGeom prst="rect">
+                      <a:avLst/>
+                    </a:prstGeom>
+                    <a:noFill/>
+                    <a:ln>
+                      <a:noFill/>
+                    </a:ln>
+                  </pic:spPr>
+                </pic:pic>
+              </a:graphicData>
+            </a:graphic>
+          </wp:inline>
+        </w:drawing>
+      </w:r>
+      <w:r>
         <w:t xml:space="preserve">Ilustración </w:t>
       </w:r>
       <w:r>
@@ -11737,7 +11642,7 @@
       </w:r>
       <w:bookmarkEnd w:id="35"/>
     </w:p>
-    <w:bookmarkStart w:id="36" w:name="_Toc227913944"/>
+    <w:bookmarkStart w:id="36" w:name="_Toc229513500"/>
     <w:p>
       <w:pPr>
         <w:pStyle w:val="Ttulo2"/>
@@ -11813,7 +11718,7 @@
               </wp:anchor>
             </w:drawing>
           </mc:Choice>
-          <mc:Fallback xmlns:oel="http://schemas.microsoft.com/office/2019/extlst" xmlns:a="http://schemas.openxmlformats.org/drawingml/2006/main" xmlns:pic="http://schemas.openxmlformats.org/drawingml/2006/picture" xmlns:a14="http://schemas.microsoft.com/office/drawing/2010/main" xmlns:arto="http://schemas.microsoft.com/office/word/2006/arto">
+          <mc:Fallback xmlns:arto="http://schemas.microsoft.com/office/word/2006/arto" xmlns:a14="http://schemas.microsoft.com/office/drawing/2010/main" xmlns:pic="http://schemas.openxmlformats.org/drawingml/2006/picture" xmlns:a="http://schemas.openxmlformats.org/drawingml/2006/main" xmlns:oel="http://schemas.microsoft.com/office/2019/extlst">
             <w:pict w14:anchorId="4A63935B">
               <v:rect id="Rectangle 1979" style="position:absolute;margin-left:113.45pt;margin-top:12.85pt;width:3.85pt;height:1.4pt;z-index:-18168320;visibility:visible;mso-wrap-style:square;mso-width-percent:0;mso-height-percent:0;mso-wrap-distance-left:9pt;mso-wrap-distance-top:0;mso-wrap-distance-right:9pt;mso-wrap-distance-bottom:0;mso-position-horizontal:absolute;mso-position-horizontal-relative:page;mso-position-vertical:absolute;mso-position-vertical-relative:text;mso-width-percent:0;mso-height-percent:0;mso-width-relative:page;mso-height-relative:page;v-text-anchor:top" o:spid="_x0000_s1026" fillcolor="black" stroked="f" w14:anchorId="56B8DA9F" o:gfxdata="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">
                 <w10:wrap anchorx="page"/>
@@ -11851,7 +11756,7 @@
         <w:pStyle w:val="Ttulo2"/>
       </w:pPr>
       <w:bookmarkStart w:id="38" w:name="_bookmark11"/>
-      <w:bookmarkStart w:id="39" w:name="_Toc227913945"/>
+      <w:bookmarkStart w:id="39" w:name="_Toc229513501"/>
       <w:bookmarkEnd w:id="38"/>
       <w:r>
         <w:t>7.</w:t>
@@ -12048,7 +11953,7 @@
         <w:pStyle w:val="Ttulo2"/>
       </w:pPr>
       <w:bookmarkStart w:id="41" w:name="_bookmark12"/>
-      <w:bookmarkStart w:id="42" w:name="_Toc227913946"/>
+      <w:bookmarkStart w:id="42" w:name="_Toc229513502"/>
       <w:bookmarkEnd w:id="41"/>
       <w:r>
         <w:t xml:space="preserve">7.5 </w:t>
@@ -12077,7 +11982,7 @@
         <w:pStyle w:val="Ttulo2"/>
       </w:pPr>
       <w:bookmarkStart w:id="43" w:name="_bookmark13"/>
-      <w:bookmarkStart w:id="44" w:name="_Toc227913947"/>
+      <w:bookmarkStart w:id="44" w:name="_Toc229513503"/>
       <w:bookmarkEnd w:id="43"/>
       <w:r>
         <w:t xml:space="preserve">7.6 </w:t>
@@ -12099,15 +12004,7 @@
         <w:t>Hardware:</w:t>
       </w:r>
       <w:r>
-        <w:t xml:space="preserve"> Los equipos requeridos tanto para el despliegue del servidor como para la ejecución de clientes debe contar con especificaciones básicas </w:t>
-      </w:r>
-      <w:proofErr w:type="gramStart"/>
-      <w:r>
-        <w:t>como</w:t>
-      </w:r>
-      <w:proofErr w:type="gramEnd"/>
-      <w:r>
-        <w:t xml:space="preserve"> por ejemplo: Procesador</w:t>
+        <w:t xml:space="preserve"> Los equipos requeridos tanto para el despliegue del servidor como para la ejecución de clientes debe contar con especificaciones básicas como por ejemplo: Procesador</w:t>
       </w:r>
       <w:r>
         <w:t xml:space="preserve"> Intel i3-10100</w:t>
@@ -12149,23 +12046,7 @@
         <w:t xml:space="preserve"> los diagramas del sistema</w:t>
       </w:r>
       <w:r>
-        <w:t xml:space="preserve">, se hará uso de la herramienta </w:t>
-      </w:r>
-      <w:proofErr w:type="spellStart"/>
-      <w:r>
-        <w:t>Power</w:t>
-      </w:r>
-      <w:proofErr w:type="spellEnd"/>
-      <w:r>
-        <w:t xml:space="preserve"> </w:t>
-      </w:r>
-      <w:proofErr w:type="spellStart"/>
-      <w:r>
-        <w:t>Designer</w:t>
-      </w:r>
-      <w:proofErr w:type="spellEnd"/>
-      <w:r>
-        <w:t xml:space="preserve">. </w:t>
+        <w:t xml:space="preserve">, se hará uso de la herramienta Power Designer. </w:t>
       </w:r>
     </w:p>
     <w:p>
@@ -12198,13 +12079,8 @@
         <w:t>ancho de banda</w:t>
       </w:r>
       <w:r>
-        <w:t xml:space="preserve"> que permita realizar transacciones sobre </w:t>
-      </w:r>
-      <w:proofErr w:type="spellStart"/>
-      <w:r>
-        <w:t>backend</w:t>
-      </w:r>
-      <w:proofErr w:type="spellEnd"/>
+        <w:t xml:space="preserve"> que permita realizar transacciones sobre backend</w:t>
+      </w:r>
       <w:r>
         <w:t>.</w:t>
       </w:r>
@@ -12230,15 +12106,7 @@
         </w:numPr>
       </w:pPr>
       <w:r>
-        <w:t xml:space="preserve">El servidor de aplicaciones es Payara y la arquitectura es </w:t>
-      </w:r>
-      <w:proofErr w:type="spellStart"/>
-      <w:r>
-        <w:t>Jakarta</w:t>
-      </w:r>
-      <w:proofErr w:type="spellEnd"/>
-      <w:r>
-        <w:t xml:space="preserve"> EE. </w:t>
+        <w:t xml:space="preserve">El servidor de aplicaciones es Payara y la arquitectura es Jakarta EE. </w:t>
       </w:r>
     </w:p>
     <w:p>
@@ -12270,7 +12138,7 @@
         <w:pStyle w:val="Ttulo2"/>
       </w:pPr>
       <w:bookmarkStart w:id="45" w:name="_bookmark14"/>
-      <w:bookmarkStart w:id="46" w:name="_Toc227913948"/>
+      <w:bookmarkStart w:id="46" w:name="_Toc229513504"/>
       <w:bookmarkEnd w:id="45"/>
       <w:r>
         <w:t xml:space="preserve">7.7 </w:t>
@@ -12372,7 +12240,7 @@
           <w:numId w:val="20"/>
         </w:numPr>
       </w:pPr>
-      <w:bookmarkStart w:id="48" w:name="_Toc227913949"/>
+      <w:bookmarkStart w:id="48" w:name="_Toc229513505"/>
       <w:r>
         <w:t>Especificación de Requerimientos</w:t>
       </w:r>
@@ -12383,7 +12251,7 @@
         <w:pStyle w:val="Ttulo2"/>
       </w:pPr>
       <w:bookmarkStart w:id="49" w:name="_bookmark16"/>
-      <w:bookmarkStart w:id="50" w:name="_Toc227913950"/>
+      <w:bookmarkStart w:id="50" w:name="_Toc229513506"/>
       <w:bookmarkEnd w:id="49"/>
       <w:r>
         <w:t xml:space="preserve">8.1 </w:t>
@@ -12397,7 +12265,7 @@
       <w:pPr>
         <w:pStyle w:val="Ttulo3"/>
       </w:pPr>
-      <w:bookmarkStart w:id="51" w:name="_Toc227913951"/>
+      <w:bookmarkStart w:id="51" w:name="_Toc229513507"/>
       <w:r>
         <w:t xml:space="preserve">8.1.1 </w:t>
       </w:r>
@@ -12442,7 +12310,7 @@
       <w:pPr>
         <w:pStyle w:val="Ttulo3"/>
       </w:pPr>
-      <w:bookmarkStart w:id="52" w:name="_Toc227913952"/>
+      <w:bookmarkStart w:id="52" w:name="_Toc229513508"/>
       <w:r>
         <w:t xml:space="preserve">8.1.2 </w:t>
       </w:r>
@@ -12933,7 +12801,6 @@
                 <w:szCs w:val="20"/>
               </w:rPr>
             </w:pPr>
-            <w:proofErr w:type="spellStart"/>
             <w:r>
               <w:rPr>
                 <w:sz w:val="20"/>
@@ -12941,7 +12808,6 @@
               </w:rPr>
               <w:t>Genius</w:t>
             </w:r>
-            <w:proofErr w:type="spellEnd"/>
           </w:p>
         </w:tc>
         <w:tc>
@@ -13066,7 +12932,6 @@
                 <w:szCs w:val="20"/>
               </w:rPr>
             </w:pPr>
-            <w:proofErr w:type="spellStart"/>
             <w:r>
               <w:rPr>
                 <w:sz w:val="20"/>
@@ -13074,7 +12939,6 @@
               </w:rPr>
               <w:t>Genius</w:t>
             </w:r>
-            <w:proofErr w:type="spellEnd"/>
           </w:p>
         </w:tc>
         <w:tc>
@@ -13302,60 +13166,28 @@
                 <w:szCs w:val="20"/>
               </w:rPr>
               <w:lastRenderedPageBreak/>
-              <w:t xml:space="preserve">Memoria </w:t>
-            </w:r>
-            <w:proofErr w:type="spellStart"/>
+              <w:t xml:space="preserve">Memoria Ram: </w:t>
+            </w:r>
             <w:r>
               <w:rPr>
                 <w:sz w:val="20"/>
                 <w:szCs w:val="20"/>
               </w:rPr>
-              <w:t>Ram</w:t>
-            </w:r>
-            <w:proofErr w:type="spellEnd"/>
+              <w:t>4</w:t>
+            </w:r>
             <w:r>
               <w:rPr>
                 <w:sz w:val="20"/>
                 <w:szCs w:val="20"/>
               </w:rPr>
-              <w:t xml:space="preserve">: </w:t>
+              <w:t>GB</w:t>
             </w:r>
             <w:r>
               <w:rPr>
                 <w:sz w:val="20"/>
                 <w:szCs w:val="20"/>
               </w:rPr>
-              <w:t>4</w:t>
-            </w:r>
-            <w:r>
-              <w:rPr>
-                <w:sz w:val="20"/>
-                <w:szCs w:val="20"/>
-              </w:rPr>
-              <w:t>GB</w:t>
-            </w:r>
-            <w:r>
-              <w:rPr>
-                <w:sz w:val="20"/>
-                <w:szCs w:val="20"/>
-              </w:rPr>
-              <w:t xml:space="preserve">. 256gb </w:t>
-            </w:r>
-            <w:proofErr w:type="spellStart"/>
-            <w:r>
-              <w:rPr>
-                <w:sz w:val="20"/>
-                <w:szCs w:val="20"/>
-              </w:rPr>
-              <w:t>ssd</w:t>
-            </w:r>
-            <w:proofErr w:type="spellEnd"/>
-            <w:r>
-              <w:rPr>
-                <w:sz w:val="20"/>
-                <w:szCs w:val="20"/>
-              </w:rPr>
-              <w:t xml:space="preserve">. </w:t>
+              <w:t xml:space="preserve">. 256gb ssd. </w:t>
             </w:r>
           </w:p>
         </w:tc>
@@ -13424,7 +13256,7 @@
       <w:pPr>
         <w:pStyle w:val="Ttulo3"/>
       </w:pPr>
-      <w:bookmarkStart w:id="54" w:name="_Toc227913953"/>
+      <w:bookmarkStart w:id="54" w:name="_Toc229513509"/>
       <w:r>
         <w:t xml:space="preserve">8.1.3 </w:t>
       </w:r>
@@ -13641,7 +13473,7 @@
               </w:rPr>
               <w:t>Fuente:</w:t>
             </w:r>
-            <w:hyperlink r:id="rId13" w:history="1">
+            <w:hyperlink r:id="rId14" w:history="1">
               <w:r>
                 <w:rPr>
                   <w:rStyle w:val="Hipervnculo"/>
@@ -13811,7 +13643,7 @@
               </w:rPr>
               <w:t>Fuente:</w:t>
             </w:r>
-            <w:hyperlink r:id="rId14" w:history="1">
+            <w:hyperlink r:id="rId15" w:history="1">
               <w:r>
                 <w:rPr>
                   <w:rStyle w:val="Hipervnculo"/>
@@ -13932,30 +13764,8 @@
               <w:rPr>
                 <w:rFonts w:ascii="Arial Narrow" w:hAnsi="Arial Narrow"/>
               </w:rPr>
-              <w:t xml:space="preserve">Nombre: </w:t>
-            </w:r>
-            <w:proofErr w:type="spellStart"/>
-            <w:r>
-              <w:rPr>
-                <w:rFonts w:ascii="Arial Narrow" w:hAnsi="Arial Narrow"/>
-              </w:rPr>
-              <w:t>Power</w:t>
-            </w:r>
-            <w:proofErr w:type="spellEnd"/>
-            <w:r>
-              <w:rPr>
-                <w:rFonts w:ascii="Arial Narrow" w:hAnsi="Arial Narrow"/>
-              </w:rPr>
-              <w:t xml:space="preserve"> </w:t>
-            </w:r>
-            <w:proofErr w:type="spellStart"/>
-            <w:r>
-              <w:rPr>
-                <w:rFonts w:ascii="Arial Narrow" w:hAnsi="Arial Narrow"/>
-              </w:rPr>
-              <w:t>Designer</w:t>
-            </w:r>
-            <w:proofErr w:type="spellEnd"/>
+              <w:t>Nombre: Power Designer</w:t>
+            </w:r>
           </w:p>
           <w:p>
             <w:pPr>
@@ -14121,21 +13931,7 @@
               <w:rPr>
                 <w:rFonts w:ascii="Arial Narrow" w:hAnsi="Arial Narrow"/>
               </w:rPr>
-              <w:t xml:space="preserve">Nombre: </w:t>
-            </w:r>
-            <w:proofErr w:type="spellStart"/>
-            <w:r>
-              <w:rPr>
-                <w:rFonts w:ascii="Arial Narrow" w:hAnsi="Arial Narrow"/>
-              </w:rPr>
-              <w:t>Jakarta</w:t>
-            </w:r>
-            <w:proofErr w:type="spellEnd"/>
-            <w:r>
-              <w:rPr>
-                <w:rFonts w:ascii="Arial Narrow" w:hAnsi="Arial Narrow"/>
-              </w:rPr>
-              <w:t xml:space="preserve"> EE </w:t>
+              <w:t xml:space="preserve">Nombre: Jakarta EE </w:t>
             </w:r>
           </w:p>
           <w:p>
@@ -14165,7 +13961,7 @@
               </w:rPr>
               <w:t xml:space="preserve">Fuente: </w:t>
             </w:r>
-            <w:hyperlink r:id="rId15" w:history="1">
+            <w:hyperlink r:id="rId16" w:history="1">
               <w:r>
                 <w:rPr>
                   <w:rFonts w:ascii="Arial Narrow" w:hAnsi="Arial Narrow"/>
@@ -14224,21 +14020,7 @@
               <w:rPr>
                 <w:rFonts w:ascii="Arial Narrow" w:hAnsi="Arial Narrow"/>
               </w:rPr>
-              <w:t xml:space="preserve">Plataforma de código abierto impulsada por la Eclipse </w:t>
-            </w:r>
-            <w:proofErr w:type="spellStart"/>
-            <w:r>
-              <w:rPr>
-                <w:rFonts w:ascii="Arial Narrow" w:hAnsi="Arial Narrow"/>
-              </w:rPr>
-              <w:t>Foundation</w:t>
-            </w:r>
-            <w:proofErr w:type="spellEnd"/>
-            <w:r>
-              <w:rPr>
-                <w:rFonts w:ascii="Arial Narrow" w:hAnsi="Arial Narrow"/>
-              </w:rPr>
-              <w:t xml:space="preserve"> para el desarrollo de aplicaciones empresariales e institucionales en Java.</w:t>
+              <w:t>Plataforma de código abierto impulsada por la Eclipse Foundation para el desarrollo de aplicaciones empresariales e institucionales en Java.</w:t>
             </w:r>
           </w:p>
         </w:tc>
@@ -14257,21 +14039,7 @@
               <w:rPr>
                 <w:rFonts w:ascii="Arial Narrow" w:hAnsi="Arial Narrow"/>
               </w:rPr>
-              <w:t xml:space="preserve">Proveer el conjunto de </w:t>
-            </w:r>
-            <w:proofErr w:type="spellStart"/>
-            <w:r>
-              <w:rPr>
-                <w:rFonts w:ascii="Arial Narrow" w:hAnsi="Arial Narrow"/>
-              </w:rPr>
-              <w:t>APIs</w:t>
-            </w:r>
-            <w:proofErr w:type="spellEnd"/>
-            <w:r>
-              <w:rPr>
-                <w:rFonts w:ascii="Arial Narrow" w:hAnsi="Arial Narrow"/>
-              </w:rPr>
-              <w:t xml:space="preserve"> y anotaciones necesarias para construir la lógica del servidor y estructurar los servicios web de conversión.</w:t>
+              <w:t>Proveer el conjunto de APIs y anotaciones necesarias para construir la lógica del servidor y estructurar los servicios web de conversión.</w:t>
             </w:r>
           </w:p>
         </w:tc>
@@ -14329,35 +14097,7 @@
               <w:rPr>
                 <w:rFonts w:ascii="Arial Narrow" w:hAnsi="Arial Narrow"/>
               </w:rPr>
-              <w:t xml:space="preserve">Versión: 5/6 </w:t>
-            </w:r>
-            <w:proofErr w:type="spellStart"/>
-            <w:r>
-              <w:rPr>
-                <w:rFonts w:ascii="Arial Narrow" w:hAnsi="Arial Narrow"/>
-              </w:rPr>
-              <w:t>Community</w:t>
-            </w:r>
-            <w:proofErr w:type="spellEnd"/>
-            <w:r>
-              <w:rPr>
-                <w:rFonts w:ascii="Arial Narrow" w:hAnsi="Arial Narrow"/>
-              </w:rPr>
-              <w:t xml:space="preserve"> </w:t>
-            </w:r>
-            <w:proofErr w:type="spellStart"/>
-            <w:r>
-              <w:rPr>
-                <w:rFonts w:ascii="Arial Narrow" w:hAnsi="Arial Narrow"/>
-              </w:rPr>
-              <w:t>Edition</w:t>
-            </w:r>
-            <w:proofErr w:type="spellEnd"/>
-            <w:r>
-              <w:rPr>
-                <w:rFonts w:ascii="Arial Narrow" w:hAnsi="Arial Narrow"/>
-              </w:rPr>
-              <w:t xml:space="preserve"> </w:t>
+              <w:t xml:space="preserve">Versión: 5/6 Community Edition </w:t>
             </w:r>
           </w:p>
           <w:p>
@@ -14374,7 +14114,7 @@
               <w:lastRenderedPageBreak/>
               <w:t xml:space="preserve">Fuente: </w:t>
             </w:r>
-            <w:hyperlink r:id="rId16" w:history="1">
+            <w:hyperlink r:id="rId17" w:history="1">
               <w:r>
                 <w:rPr>
                   <w:rStyle w:val="Hipervnculo"/>
@@ -14436,21 +14176,7 @@
                 <w:rFonts w:ascii="Arial Narrow" w:hAnsi="Arial Narrow"/>
               </w:rPr>
               <w:lastRenderedPageBreak/>
-              <w:t xml:space="preserve">para desplegar aplicaciones </w:t>
-            </w:r>
-            <w:proofErr w:type="spellStart"/>
-            <w:r>
-              <w:rPr>
-                <w:rFonts w:ascii="Arial Narrow" w:hAnsi="Arial Narrow"/>
-              </w:rPr>
-              <w:t>Jakarta</w:t>
-            </w:r>
-            <w:proofErr w:type="spellEnd"/>
-            <w:r>
-              <w:rPr>
-                <w:rFonts w:ascii="Arial Narrow" w:hAnsi="Arial Narrow"/>
-              </w:rPr>
-              <w:t xml:space="preserve"> EE de forma segura y robusta.</w:t>
+              <w:t>para desplegar aplicaciones Jakarta EE de forma segura y robusta.</w:t>
             </w:r>
           </w:p>
         </w:tc>
@@ -14477,21 +14203,7 @@
                 <w:rFonts w:ascii="Arial Narrow" w:hAnsi="Arial Narrow"/>
               </w:rPr>
               <w:lastRenderedPageBreak/>
-              <w:t xml:space="preserve">proyecto del </w:t>
-            </w:r>
-            <w:proofErr w:type="spellStart"/>
-            <w:r>
-              <w:rPr>
-                <w:rFonts w:ascii="Arial Narrow" w:hAnsi="Arial Narrow"/>
-              </w:rPr>
-              <w:t>backend</w:t>
-            </w:r>
-            <w:proofErr w:type="spellEnd"/>
-            <w:r>
-              <w:rPr>
-                <w:rFonts w:ascii="Arial Narrow" w:hAnsi="Arial Narrow"/>
-              </w:rPr>
-              <w:t>. Es el encargado de exponer los servicios en la red para que los cuatro clientes puedan conectarse.</w:t>
+              <w:t>proyecto del backend. Es el encargado de exponer los servicios en la red para que los cuatro clientes puedan conectarse.</w:t>
             </w:r>
           </w:p>
         </w:tc>
@@ -14501,7 +14213,7 @@
       <w:pPr>
         <w:pStyle w:val="Ttulo3"/>
       </w:pPr>
-      <w:bookmarkStart w:id="56" w:name="_Toc227913954"/>
+      <w:bookmarkStart w:id="56" w:name="_Toc229513510"/>
       <w:r>
         <w:lastRenderedPageBreak/>
         <w:t>8</w:t>
@@ -14606,7 +14318,7 @@
       <w:pPr>
         <w:pStyle w:val="Ttulo2"/>
       </w:pPr>
-      <w:bookmarkStart w:id="57" w:name="_Toc227913955"/>
+      <w:bookmarkStart w:id="57" w:name="_Toc229513511"/>
       <w:r>
         <w:t xml:space="preserve">8.2 </w:t>
       </w:r>
@@ -14619,7 +14331,7 @@
       <w:pPr>
         <w:pStyle w:val="Ttulo3"/>
       </w:pPr>
-      <w:bookmarkStart w:id="58" w:name="_Toc227913956"/>
+      <w:bookmarkStart w:id="58" w:name="_Toc229513512"/>
       <w:r>
         <w:t>8.2.1. Objetivo General</w:t>
       </w:r>
@@ -14642,15 +14354,7 @@
         <w:t xml:space="preserve"> permitirá </w:t>
       </w:r>
       <w:r>
-        <w:t xml:space="preserve">el procesamiento centralizado y seguro de operaciones matemáticas de conversión a través de una red, apoyándose en los servicios expuestos por los módulos del servidor </w:t>
-      </w:r>
-      <w:proofErr w:type="spellStart"/>
-      <w:r>
-        <w:t>backend</w:t>
-      </w:r>
-      <w:proofErr w:type="spellEnd"/>
-      <w:r>
-        <w:t xml:space="preserve">. </w:t>
+        <w:t xml:space="preserve">el procesamiento centralizado y seguro de operaciones matemáticas de conversión a través de una red, apoyándose en los servicios expuestos por los módulos del servidor backend. </w:t>
       </w:r>
     </w:p>
     <w:p>
@@ -15008,7 +14712,7 @@
       <w:pPr>
         <w:pStyle w:val="Ttulo3"/>
       </w:pPr>
-      <w:bookmarkStart w:id="61" w:name="_Toc227913957"/>
+      <w:bookmarkStart w:id="61" w:name="_Toc229513513"/>
       <w:r>
         <w:t>8.2.3. Actores</w:t>
       </w:r>
@@ -15152,21 +14856,7 @@
               <w:rPr>
                 <w:rFonts w:ascii="Verdana" w:hAnsi="Verdana" w:cstheme="minorHAnsi"/>
               </w:rPr>
-              <w:t xml:space="preserve">Persona que interactúa con las interfaces gráficas o de consola de la aplicación cliente. Es quien ingresa las credenciales del </w:t>
-            </w:r>
-            <w:proofErr w:type="spellStart"/>
-            <w:r>
-              <w:rPr>
-                <w:rFonts w:ascii="Verdana" w:hAnsi="Verdana" w:cstheme="minorHAnsi"/>
-              </w:rPr>
-              <w:t>login</w:t>
-            </w:r>
-            <w:proofErr w:type="spellEnd"/>
-            <w:r>
-              <w:rPr>
-                <w:rFonts w:ascii="Verdana" w:hAnsi="Verdana" w:cstheme="minorHAnsi"/>
-              </w:rPr>
-              <w:t xml:space="preserve">, los valores numéricos y selecciona las unidades a convertir. </w:t>
+              <w:t xml:space="preserve">Persona que interactúa con las interfaces gráficas o de consola de la aplicación cliente. Es quien ingresa las credenciales del login, los valores numéricos y selecciona las unidades a convertir. </w:t>
             </w:r>
           </w:p>
         </w:tc>
@@ -15221,7 +14911,7 @@
       <w:pPr>
         <w:pStyle w:val="Ttulo3"/>
       </w:pPr>
-      <w:bookmarkStart w:id="63" w:name="_Toc227913958"/>
+      <w:bookmarkStart w:id="63" w:name="_Toc229513514"/>
       <w:r>
         <w:t>8.2.4. Lista de requisitos funcionales</w:t>
       </w:r>
@@ -15610,7 +15300,7 @@
       <w:pPr>
         <w:pStyle w:val="Ttulo3"/>
       </w:pPr>
-      <w:bookmarkStart w:id="65" w:name="_Toc227913959"/>
+      <w:bookmarkStart w:id="65" w:name="_Toc229513515"/>
       <w:r>
         <w:t>8.2.5 Requisitos Funcionales</w:t>
       </w:r>
@@ -17202,40 +16892,24 @@
               </w:rPr>
               <w:t xml:space="preserve"> </w:t>
             </w:r>
-            <w:proofErr w:type="spellStart"/>
             <w:r>
               <w:rPr>
                 <w:rFonts w:ascii="Verdana" w:hAnsi="Verdana" w:cstheme="minorHAnsi"/>
               </w:rPr>
-              <w:t>farenheit</w:t>
-            </w:r>
-            <w:proofErr w:type="spellEnd"/>
+              <w:t>farenheit,</w:t>
+            </w:r>
             <w:r>
               <w:rPr>
                 <w:rFonts w:ascii="Verdana" w:hAnsi="Verdana" w:cstheme="minorHAnsi"/>
               </w:rPr>
-              <w:t>,</w:t>
+              <w:t xml:space="preserve"> </w:t>
             </w:r>
             <w:r>
               <w:rPr>
                 <w:rFonts w:ascii="Verdana" w:hAnsi="Verdana" w:cstheme="minorHAnsi"/>
               </w:rPr>
-              <w:t xml:space="preserve"> </w:t>
-            </w:r>
-            <w:r>
-              <w:rPr>
-                <w:rFonts w:ascii="Verdana" w:hAnsi="Verdana" w:cstheme="minorHAnsi"/>
-              </w:rPr>
-              <w:t xml:space="preserve">kelvin, Celsius, newton y </w:t>
-            </w:r>
-            <w:proofErr w:type="spellStart"/>
-            <w:r>
-              <w:rPr>
-                <w:rFonts w:ascii="Verdana" w:hAnsi="Verdana" w:cstheme="minorHAnsi"/>
-              </w:rPr>
-              <w:t>reaumur</w:t>
-            </w:r>
-            <w:proofErr w:type="spellEnd"/>
+              <w:t>kelvin, Celsius, newton y reaumur</w:t>
+            </w:r>
           </w:p>
           <w:p>
             <w:pPr>
@@ -17260,7 +16934,7 @@
       <w:pPr>
         <w:pStyle w:val="Ttulo2"/>
       </w:pPr>
-      <w:bookmarkStart w:id="70" w:name="_Toc227913960"/>
+      <w:bookmarkStart w:id="70" w:name="_Toc229513516"/>
       <w:r>
         <w:lastRenderedPageBreak/>
         <w:t xml:space="preserve">8.3 </w:t>
@@ -17281,7 +16955,7 @@
         <w:pStyle w:val="Ttulo3"/>
       </w:pPr>
       <w:bookmarkStart w:id="71" w:name="_Toc58077507"/>
-      <w:bookmarkStart w:id="72" w:name="_Toc227913961"/>
+      <w:bookmarkStart w:id="72" w:name="_Toc229513517"/>
       <w:r>
         <w:t xml:space="preserve">8.3.1 </w:t>
       </w:r>
@@ -17533,23 +17207,7 @@
               <w:cnfStyle w:val="000000100000" w:firstRow="0" w:lastRow="0" w:firstColumn="0" w:lastColumn="0" w:oddVBand="0" w:evenVBand="0" w:oddHBand="1" w:evenHBand="0" w:firstRowFirstColumn="0" w:firstRowLastColumn="0" w:lastRowFirstColumn="0" w:lastRowLastColumn="0"/>
             </w:pPr>
             <w:r>
-              <w:t xml:space="preserve">El </w:t>
-            </w:r>
-            <w:proofErr w:type="spellStart"/>
-            <w:r>
-              <w:t>backend</w:t>
-            </w:r>
-            <w:proofErr w:type="spellEnd"/>
-            <w:r>
-              <w:t xml:space="preserve"> del sistema debe ser desarrollado utilizando el lenguaje Java e implementando obligatoriamente la especificación </w:t>
-            </w:r>
-            <w:proofErr w:type="spellStart"/>
-            <w:r>
-              <w:t>Jakarta</w:t>
-            </w:r>
-            <w:proofErr w:type="spellEnd"/>
-            <w:r>
-              <w:t xml:space="preserve"> EE para la construcción de los servicios web.</w:t>
+              <w:t>El backend del sistema debe ser desarrollado utilizando el lenguaje Java e implementando obligatoriamente la especificación Jakarta EE para la construcción de los servicios web.</w:t>
             </w:r>
           </w:p>
         </w:tc>
@@ -17906,15 +17564,7 @@
               <w:cnfStyle w:val="000000100000" w:firstRow="0" w:lastRow="0" w:firstColumn="0" w:lastColumn="0" w:oddVBand="0" w:evenVBand="0" w:oddHBand="1" w:evenHBand="0" w:firstRowFirstColumn="0" w:firstRowLastColumn="0" w:lastRowFirstColumn="0" w:lastRowLastColumn="0"/>
             </w:pPr>
             <w:r>
-              <w:t xml:space="preserve">El despliegue y la ejecución en red del proyecto </w:t>
-            </w:r>
-            <w:proofErr w:type="spellStart"/>
-            <w:r>
-              <w:t>backend</w:t>
-            </w:r>
-            <w:proofErr w:type="spellEnd"/>
-            <w:r>
-              <w:t xml:space="preserve"> debe realizarse obligatoriamente sobre Payara Server.</w:t>
+              <w:t>El despliegue y la ejecución en red del proyecto backend debe realizarse obligatoriamente sobre Payara Server.</w:t>
             </w:r>
           </w:p>
         </w:tc>
@@ -18074,17 +17724,8 @@
               <w:cnfStyle w:val="000000100000" w:firstRow="0" w:lastRow="0" w:firstColumn="0" w:lastColumn="0" w:oddVBand="0" w:evenVBand="0" w:oddHBand="1" w:evenHBand="0" w:firstRowFirstColumn="0" w:firstRowLastColumn="0" w:lastRowFirstColumn="0" w:lastRowLastColumn="0"/>
             </w:pPr>
             <w:r>
-              <w:t xml:space="preserve">El sistema debe restringir el acceso a los servicios de cálculo matemático. Solo procesará aquellas peticiones SOAP que incluyan un token de autenticación válido, el cual debe ser generado y proporcionado previamente por el </w:t>
-            </w:r>
-            <w:proofErr w:type="spellStart"/>
-            <w:r>
-              <w:t>endpoint</w:t>
-            </w:r>
-            <w:proofErr w:type="spellEnd"/>
-            <w:r>
-              <w:t xml:space="preserve"> de </w:t>
-            </w:r>
-            <w:proofErr w:type="spellStart"/>
+              <w:t xml:space="preserve">El sistema debe restringir el acceso a los servicios de cálculo matemático. Solo procesará aquellas peticiones SOAP que incluyan un token de autenticación válido, el cual debe ser generado y proporcionado previamente por el endpoint de </w:t>
+            </w:r>
             <w:r>
               <w:rPr>
                 <w:i/>
@@ -18092,7 +17733,6 @@
               </w:rPr>
               <w:t>Login</w:t>
             </w:r>
-            <w:proofErr w:type="spellEnd"/>
             <w:r>
               <w:t>.</w:t>
             </w:r>
@@ -18587,7 +18227,7 @@
       <w:pPr>
         <w:pStyle w:val="Ttulo2"/>
       </w:pPr>
-      <w:bookmarkStart w:id="80" w:name="_Toc227913962"/>
+      <w:bookmarkStart w:id="80" w:name="_Toc229513518"/>
       <w:r>
         <w:t xml:space="preserve">8.4 </w:t>
       </w:r>
@@ -18600,7 +18240,7 @@
       <w:pPr>
         <w:pStyle w:val="Ttulo3"/>
       </w:pPr>
-      <w:bookmarkStart w:id="81" w:name="_Toc227913963"/>
+      <w:bookmarkStart w:id="81" w:name="_Toc229513519"/>
       <w:r>
         <w:t xml:space="preserve">8.4.1 </w:t>
       </w:r>
@@ -18650,7 +18290,7 @@
       </w:pPr>
       <w:bookmarkStart w:id="83" w:name="_2xcytpi" w:colFirst="0" w:colLast="0"/>
       <w:bookmarkStart w:id="84" w:name="_Toc58077511"/>
-      <w:bookmarkStart w:id="85" w:name="_Toc227913964"/>
+      <w:bookmarkStart w:id="85" w:name="_Toc229513520"/>
       <w:bookmarkEnd w:id="83"/>
       <w:r>
         <w:t xml:space="preserve">8.4.2 Restricciones de </w:t>
@@ -18749,7 +18389,7 @@
         <w:pStyle w:val="Ttulo3"/>
       </w:pPr>
       <w:bookmarkStart w:id="86" w:name="_Toc58077512"/>
-      <w:bookmarkStart w:id="87" w:name="_Toc227913965"/>
+      <w:bookmarkStart w:id="87" w:name="_Toc229513521"/>
       <w:r>
         <w:t xml:space="preserve">8.4.3 </w:t>
       </w:r>
@@ -18833,7 +18473,7 @@
       </w:pPr>
       <w:bookmarkStart w:id="88" w:name="_Toc23846806"/>
       <w:bookmarkStart w:id="89" w:name="_Toc58077513"/>
-      <w:bookmarkStart w:id="90" w:name="_Toc227913966"/>
+      <w:bookmarkStart w:id="90" w:name="_Toc229513522"/>
       <w:r>
         <w:t xml:space="preserve">9. </w:t>
       </w:r>
@@ -18850,7 +18490,7 @@
       </w:pPr>
       <w:bookmarkStart w:id="91" w:name="_Toc23846807"/>
       <w:bookmarkStart w:id="92" w:name="_Toc58077514"/>
-      <w:bookmarkStart w:id="93" w:name="_Toc227913967"/>
+      <w:bookmarkStart w:id="93" w:name="_Toc229513523"/>
       <w:r>
         <w:t>9.1. Requisitos de Interfaces Externas</w:t>
       </w:r>
@@ -18863,7 +18503,7 @@
         <w:pStyle w:val="Ttulo3"/>
       </w:pPr>
       <w:bookmarkStart w:id="94" w:name="_Toc58077515"/>
-      <w:bookmarkStart w:id="95" w:name="_Toc227913968"/>
+      <w:bookmarkStart w:id="95" w:name="_Toc229513524"/>
       <w:r>
         <w:t>9.1.1. Interfaces de Usuario</w:t>
       </w:r>
@@ -18872,19 +18512,14 @@
     </w:p>
     <w:p>
       <w:pPr>
-        <w:pStyle w:val="Ttulo3"/>
         <w:rPr>
-          <w:i w:val="0"/>
-          <w:iCs/>
+          <w:i/>
           <w:lang w:val="es-EC"/>
         </w:rPr>
       </w:pPr>
       <w:bookmarkStart w:id="96" w:name="_Toc58077516"/>
-      <w:bookmarkStart w:id="97" w:name="_Toc227913969"/>
       <w:r>
         <w:rPr>
-          <w:i w:val="0"/>
-          <w:iCs/>
           <w:lang w:val="es-EC"/>
         </w:rPr>
         <w:t xml:space="preserve">Dado que el ecosistema cuenta con cuatro clientes distintos, las interfaces se dividen según su entorno de ejecución: </w:t>
@@ -18892,14 +18527,13 @@
     </w:p>
     <w:p>
       <w:pPr>
-        <w:pStyle w:val="Ttulo3"/>
+        <w:pStyle w:val="Prrafodelista"/>
         <w:numPr>
           <w:ilvl w:val="0"/>
-          <w:numId w:val="38"/>
+          <w:numId w:val="39"/>
         </w:numPr>
         <w:rPr>
-          <w:i w:val="0"/>
-          <w:iCs/>
+          <w:i/>
           <w:lang w:val="es-EC"/>
         </w:rPr>
       </w:pPr>
@@ -18907,8 +18541,6 @@
         <w:rPr>
           <w:b/>
           <w:bCs/>
-          <w:i w:val="0"/>
-          <w:iCs/>
           <w:lang w:val="es-EC"/>
         </w:rPr>
         <w:t>Clientes con Interfaz Gráfica (Web, Móvil, Escritorio):</w:t>
@@ -18916,21 +18548,18 @@
     </w:p>
     <w:p>
       <w:pPr>
-        <w:pStyle w:val="Ttulo3"/>
+        <w:pStyle w:val="Prrafodelista"/>
         <w:numPr>
           <w:ilvl w:val="1"/>
-          <w:numId w:val="38"/>
+          <w:numId w:val="39"/>
         </w:numPr>
         <w:rPr>
-          <w:i w:val="0"/>
-          <w:iCs/>
+          <w:i/>
           <w:lang w:val="es-EC"/>
         </w:rPr>
       </w:pPr>
       <w:r>
         <w:rPr>
-          <w:i w:val="0"/>
-          <w:iCs/>
           <w:lang w:val="es-EC"/>
         </w:rPr>
         <w:t>Listas desplegables para elegir las magnitudes de conversión (Longitud, Masa, Temperatura).</w:t>
@@ -18938,21 +18567,18 @@
     </w:p>
     <w:p>
       <w:pPr>
-        <w:pStyle w:val="Ttulo3"/>
+        <w:pStyle w:val="Prrafodelista"/>
         <w:numPr>
           <w:ilvl w:val="1"/>
-          <w:numId w:val="38"/>
+          <w:numId w:val="39"/>
         </w:numPr>
         <w:rPr>
-          <w:i w:val="0"/>
-          <w:iCs/>
+          <w:i/>
           <w:lang w:val="es-EC"/>
         </w:rPr>
       </w:pPr>
       <w:r>
         <w:rPr>
-          <w:i w:val="0"/>
-          <w:iCs/>
           <w:lang w:val="es-EC"/>
         </w:rPr>
         <w:t>Campos numéricos y de texto para el ingreso de valores y credenciales de autenticación.</w:t>
@@ -18960,21 +18586,18 @@
     </w:p>
     <w:p>
       <w:pPr>
-        <w:pStyle w:val="Ttulo3"/>
+        <w:pStyle w:val="Prrafodelista"/>
         <w:numPr>
           <w:ilvl w:val="1"/>
-          <w:numId w:val="38"/>
+          <w:numId w:val="39"/>
         </w:numPr>
         <w:rPr>
-          <w:i w:val="0"/>
-          <w:iCs/>
+          <w:i/>
           <w:lang w:val="es-EC"/>
         </w:rPr>
       </w:pPr>
       <w:r>
         <w:rPr>
-          <w:i w:val="0"/>
-          <w:iCs/>
           <w:lang w:val="es-EC"/>
         </w:rPr>
         <w:t>Botones de acción para enviar las peticiones al servidor.</w:t>
@@ -18982,21 +18605,18 @@
     </w:p>
     <w:p>
       <w:pPr>
-        <w:pStyle w:val="Ttulo3"/>
+        <w:pStyle w:val="Prrafodelista"/>
         <w:numPr>
           <w:ilvl w:val="1"/>
-          <w:numId w:val="38"/>
+          <w:numId w:val="39"/>
         </w:numPr>
         <w:rPr>
-          <w:i w:val="0"/>
-          <w:iCs/>
+          <w:i/>
           <w:lang w:val="es-EC"/>
         </w:rPr>
       </w:pPr>
       <w:r>
         <w:rPr>
-          <w:i w:val="0"/>
-          <w:iCs/>
           <w:lang w:val="es-EC"/>
         </w:rPr>
         <w:t>Áreas de texto para visualizar las respuestas estructuradas y mensajes de error.</w:t>
@@ -19004,14 +18624,13 @@
     </w:p>
     <w:p>
       <w:pPr>
-        <w:pStyle w:val="Ttulo3"/>
+        <w:pStyle w:val="Prrafodelista"/>
         <w:numPr>
           <w:ilvl w:val="0"/>
-          <w:numId w:val="38"/>
+          <w:numId w:val="39"/>
         </w:numPr>
         <w:rPr>
-          <w:i w:val="0"/>
-          <w:iCs/>
+          <w:i/>
           <w:lang w:val="es-EC"/>
         </w:rPr>
       </w:pPr>
@@ -19019,8 +18638,6 @@
         <w:rPr>
           <w:b/>
           <w:bCs/>
-          <w:i w:val="0"/>
-          <w:iCs/>
           <w:lang w:val="es-EC"/>
         </w:rPr>
         <w:t>Cliente de Consola:</w:t>
@@ -19028,48 +18645,28 @@
     </w:p>
     <w:p>
       <w:pPr>
-        <w:pStyle w:val="Ttulo3"/>
+        <w:pStyle w:val="Prrafodelista"/>
         <w:numPr>
           <w:ilvl w:val="1"/>
-          <w:numId w:val="38"/>
+          <w:numId w:val="39"/>
         </w:numPr>
         <w:rPr>
-          <w:i w:val="0"/>
-          <w:iCs/>
+          <w:i/>
           <w:lang w:val="es-EC"/>
         </w:rPr>
       </w:pPr>
       <w:r>
         <w:rPr>
-          <w:i w:val="0"/>
-          <w:iCs/>
           <w:lang w:val="es-EC"/>
         </w:rPr>
-        <w:t xml:space="preserve">Menús numéricos textuales para navegar entre las opciones de </w:t>
-      </w:r>
-      <w:proofErr w:type="spellStart"/>
-      <w:r>
-        <w:rPr>
-          <w:i w:val="0"/>
-          <w:iCs/>
-          <w:lang w:val="es-EC"/>
-        </w:rPr>
-        <w:t>login</w:t>
-      </w:r>
-      <w:proofErr w:type="spellEnd"/>
-      <w:r>
-        <w:rPr>
-          <w:i w:val="0"/>
-          <w:iCs/>
-          <w:lang w:val="es-EC"/>
-        </w:rPr>
-        <w:t xml:space="preserve"> y conversión.</w:t>
+        <w:t>Menús numéricos textuales para navegar entre las opciones de login y conversión.</w:t>
       </w:r>
     </w:p>
     <w:p>
       <w:pPr>
         <w:pStyle w:val="Ttulo3"/>
       </w:pPr>
+      <w:bookmarkStart w:id="97" w:name="_Toc229513525"/>
       <w:r>
         <w:t>9.1.2. Interfaces de Hardware</w:t>
       </w:r>
@@ -19104,37 +18701,13 @@
           <w:b/>
           <w:bCs/>
         </w:rPr>
-        <w:t xml:space="preserve">Periféricos de entrada (teclado, ratón y </w:t>
-      </w:r>
-      <w:proofErr w:type="spellStart"/>
-      <w:r>
-        <w:rPr>
-          <w:b/>
-          <w:bCs/>
-        </w:rPr>
-        <w:t>touch</w:t>
-      </w:r>
-      <w:proofErr w:type="spellEnd"/>
-      <w:r>
-        <w:rPr>
-          <w:b/>
-          <w:bCs/>
-        </w:rPr>
-        <w:t>):</w:t>
+        <w:t>Periféricos de entrada (teclado, ratón y touch):</w:t>
       </w:r>
       <w:r>
         <w:t xml:space="preserve"> </w:t>
       </w:r>
       <w:r>
-        <w:t xml:space="preserve">Necesarios para interactuar con el sistema, tipear los valores a </w:t>
-      </w:r>
-      <w:proofErr w:type="gramStart"/>
-      <w:r>
-        <w:t>convertir ,</w:t>
-      </w:r>
-      <w:proofErr w:type="gramEnd"/>
-      <w:r>
-        <w:t xml:space="preserve"> seleccionar las unidades y consumir los servicios web.</w:t>
+        <w:t>Necesarios para interactuar con el sistema, tipear los valores a convertir , seleccionar las unidades y consumir los servicios web.</w:t>
       </w:r>
       <w:r>
         <w:t xml:space="preserve">   </w:t>
@@ -19147,7 +18720,7 @@
         <w:pStyle w:val="Ttulo3"/>
       </w:pPr>
       <w:bookmarkStart w:id="98" w:name="_Toc58077517"/>
-      <w:bookmarkStart w:id="99" w:name="_Toc227913970"/>
+      <w:bookmarkStart w:id="99" w:name="_Toc229513526"/>
       <w:r>
         <w:t>9.1.3. Interfaces de Software</w:t>
       </w:r>
@@ -19183,7 +18756,7 @@
         <w:pStyle w:val="Ttulo3"/>
       </w:pPr>
       <w:bookmarkStart w:id="100" w:name="_Toc58077518"/>
-      <w:bookmarkStart w:id="101" w:name="_Toc227913971"/>
+      <w:bookmarkStart w:id="101" w:name="_Toc229513527"/>
       <w:r>
         <w:t>9.1.4. Interfaces de Comunicación</w:t>
       </w:r>
@@ -19197,7 +18770,6 @@
         </w:rPr>
       </w:pPr>
       <w:bookmarkStart w:id="102" w:name="_Toc58077519"/>
-      <w:bookmarkStart w:id="103" w:name="_Toc227913972"/>
       <w:r>
         <w:rPr>
           <w:lang w:val="es-EC"/>
@@ -19210,7 +18782,6 @@
         <w:t>9.1.5. Base de Datos</w:t>
       </w:r>
       <w:bookmarkEnd w:id="102"/>
-      <w:bookmarkEnd w:id="103"/>
     </w:p>
     <w:p>
       <w:r>
@@ -19221,11 +18792,11 @@
       <w:pPr>
         <w:pStyle w:val="Ttulo4"/>
       </w:pPr>
-      <w:bookmarkStart w:id="104" w:name="_Toc58077520"/>
+      <w:bookmarkStart w:id="103" w:name="_Toc58077520"/>
       <w:r>
         <w:t>RECOMENDACIONES</w:t>
       </w:r>
-      <w:bookmarkEnd w:id="104"/>
+      <w:bookmarkEnd w:id="103"/>
     </w:p>
     <w:p>
       <w:pPr>
@@ -19251,26 +18822,18 @@
         </w:numPr>
       </w:pPr>
       <w:r>
-        <w:t xml:space="preserve">Es importante mantener un control de </w:t>
-      </w:r>
-      <w:proofErr w:type="spellStart"/>
-      <w:r>
-        <w:t>versionamiento</w:t>
-      </w:r>
-      <w:proofErr w:type="spellEnd"/>
-      <w:r>
-        <w:t xml:space="preserve"> en el archivo WSDL. Cualquier modificación en los parámetros del servidor requiere actualización en el código de los cuatro clientes para evitar fallos en la comunicación. </w:t>
+        <w:t xml:space="preserve">Es importante mantener un control de versionamiento en el archivo WSDL. Cualquier modificación en los parámetros del servidor requiere actualización en el código de los cuatro clientes para evitar fallos en la comunicación. </w:t>
       </w:r>
     </w:p>
     <w:p>
       <w:pPr>
         <w:pStyle w:val="TtuloTDC"/>
       </w:pPr>
-      <w:bookmarkStart w:id="105" w:name="_Toc58077521"/>
+      <w:bookmarkStart w:id="104" w:name="_Toc58077521"/>
       <w:r>
         <w:t>CONCLUSIONES</w:t>
       </w:r>
-      <w:bookmarkEnd w:id="105"/>
+      <w:bookmarkEnd w:id="104"/>
     </w:p>
     <w:p>
       <w:pPr>
@@ -19319,9 +18882,9 @@
       <w:r>
         <w:t xml:space="preserve">Los requisitos presentados en la actual documentación van de acorde a los requerimientos presentados por el docente. </w:t>
       </w:r>
-      <w:bookmarkStart w:id="106" w:name="_Toc58077522"/>
+      <w:bookmarkStart w:id="105" w:name="_Toc58077522"/>
     </w:p>
-    <w:bookmarkEnd w:id="106"/>
+    <w:bookmarkEnd w:id="105"/>
     <w:p>
       <w:pPr>
         <w:pStyle w:val="TtuloTDC"/>
@@ -20008,6 +19571,119 @@
     </w:lvl>
   </w:abstractNum>
   <w:abstractNum w:abstractNumId="5" w15:restartNumberingAfterBreak="0">
+    <w:nsid w:val="12D34A52"/>
+    <w:multiLevelType w:val="hybridMultilevel"/>
+    <w:tmpl w:val="E0D84D3E"/>
+    <w:lvl w:ilvl="0" w:tplc="300A0001">
+      <w:start w:val="1"/>
+      <w:numFmt w:val="bullet"/>
+      <w:lvlText w:val=""/>
+      <w:lvlJc w:val="left"/>
+      <w:pPr>
+        <w:ind w:left="720" w:hanging="360"/>
+      </w:pPr>
+      <w:rPr>
+        <w:rFonts w:ascii="Symbol" w:hAnsi="Symbol" w:hint="default"/>
+      </w:rPr>
+    </w:lvl>
+    <w:lvl w:ilvl="1" w:tplc="300A0003">
+      <w:start w:val="1"/>
+      <w:numFmt w:val="bullet"/>
+      <w:lvlText w:val="o"/>
+      <w:lvlJc w:val="left"/>
+      <w:pPr>
+        <w:ind w:left="1440" w:hanging="360"/>
+      </w:pPr>
+      <w:rPr>
+        <w:rFonts w:ascii="Courier New" w:hAnsi="Courier New" w:cs="Courier New" w:hint="default"/>
+      </w:rPr>
+    </w:lvl>
+    <w:lvl w:ilvl="2" w:tplc="300A0005" w:tentative="1">
+      <w:start w:val="1"/>
+      <w:numFmt w:val="bullet"/>
+      <w:lvlText w:val=""/>
+      <w:lvlJc w:val="left"/>
+      <w:pPr>
+        <w:ind w:left="2160" w:hanging="360"/>
+      </w:pPr>
+      <w:rPr>
+        <w:rFonts w:ascii="Wingdings" w:hAnsi="Wingdings" w:hint="default"/>
+      </w:rPr>
+    </w:lvl>
+    <w:lvl w:ilvl="3" w:tplc="300A0001" w:tentative="1">
+      <w:start w:val="1"/>
+      <w:numFmt w:val="bullet"/>
+      <w:lvlText w:val=""/>
+      <w:lvlJc w:val="left"/>
+      <w:pPr>
+        <w:ind w:left="2880" w:hanging="360"/>
+      </w:pPr>
+      <w:rPr>
+        <w:rFonts w:ascii="Symbol" w:hAnsi="Symbol" w:hint="default"/>
+      </w:rPr>
+    </w:lvl>
+    <w:lvl w:ilvl="4" w:tplc="300A0003" w:tentative="1">
+      <w:start w:val="1"/>
+      <w:numFmt w:val="bullet"/>
+      <w:lvlText w:val="o"/>
+      <w:lvlJc w:val="left"/>
+      <w:pPr>
+        <w:ind w:left="3600" w:hanging="360"/>
+      </w:pPr>
+      <w:rPr>
+        <w:rFonts w:ascii="Courier New" w:hAnsi="Courier New" w:cs="Courier New" w:hint="default"/>
+      </w:rPr>
+    </w:lvl>
+    <w:lvl w:ilvl="5" w:tplc="300A0005" w:tentative="1">
+      <w:start w:val="1"/>
+      <w:numFmt w:val="bullet"/>
+      <w:lvlText w:val=""/>
+      <w:lvlJc w:val="left"/>
+      <w:pPr>
+        <w:ind w:left="4320" w:hanging="360"/>
+      </w:pPr>
+      <w:rPr>
+        <w:rFonts w:ascii="Wingdings" w:hAnsi="Wingdings" w:hint="default"/>
+      </w:rPr>
+    </w:lvl>
+    <w:lvl w:ilvl="6" w:tplc="300A0001" w:tentative="1">
+      <w:start w:val="1"/>
+      <w:numFmt w:val="bullet"/>
+      <w:lvlText w:val=""/>
+      <w:lvlJc w:val="left"/>
+      <w:pPr>
+        <w:ind w:left="5040" w:hanging="360"/>
+      </w:pPr>
+      <w:rPr>
+        <w:rFonts w:ascii="Symbol" w:hAnsi="Symbol" w:hint="default"/>
+      </w:rPr>
+    </w:lvl>
+    <w:lvl w:ilvl="7" w:tplc="300A0003" w:tentative="1">
+      <w:start w:val="1"/>
+      <w:numFmt w:val="bullet"/>
+      <w:lvlText w:val="o"/>
+      <w:lvlJc w:val="left"/>
+      <w:pPr>
+        <w:ind w:left="5760" w:hanging="360"/>
+      </w:pPr>
+      <w:rPr>
+        <w:rFonts w:ascii="Courier New" w:hAnsi="Courier New" w:cs="Courier New" w:hint="default"/>
+      </w:rPr>
+    </w:lvl>
+    <w:lvl w:ilvl="8" w:tplc="300A0005" w:tentative="1">
+      <w:start w:val="1"/>
+      <w:numFmt w:val="bullet"/>
+      <w:lvlText w:val=""/>
+      <w:lvlJc w:val="left"/>
+      <w:pPr>
+        <w:ind w:left="6480" w:hanging="360"/>
+      </w:pPr>
+      <w:rPr>
+        <w:rFonts w:ascii="Wingdings" w:hAnsi="Wingdings" w:hint="default"/>
+      </w:rPr>
+    </w:lvl>
+  </w:abstractNum>
+  <w:abstractNum w:abstractNumId="6" w15:restartNumberingAfterBreak="0">
     <w:nsid w:val="13747457"/>
     <w:multiLevelType w:val="hybridMultilevel"/>
     <w:tmpl w:val="FF9A85E0"/>
@@ -20120,7 +19796,7 @@
       </w:rPr>
     </w:lvl>
   </w:abstractNum>
-  <w:abstractNum w:abstractNumId="6" w15:restartNumberingAfterBreak="0">
+  <w:abstractNum w:abstractNumId="7" w15:restartNumberingAfterBreak="0">
     <w:nsid w:val="157C6D31"/>
     <w:multiLevelType w:val="hybridMultilevel"/>
     <w:tmpl w:val="820EB344"/>
@@ -20233,7 +19909,7 @@
       </w:rPr>
     </w:lvl>
   </w:abstractNum>
-  <w:abstractNum w:abstractNumId="7" w15:restartNumberingAfterBreak="0">
+  <w:abstractNum w:abstractNumId="8" w15:restartNumberingAfterBreak="0">
     <w:nsid w:val="15E36720"/>
     <w:multiLevelType w:val="hybridMultilevel"/>
     <w:tmpl w:val="EF6C9B36"/>
@@ -20346,7 +20022,7 @@
       </w:rPr>
     </w:lvl>
   </w:abstractNum>
-  <w:abstractNum w:abstractNumId="8" w15:restartNumberingAfterBreak="0">
+  <w:abstractNum w:abstractNumId="9" w15:restartNumberingAfterBreak="0">
     <w:nsid w:val="16AC6896"/>
     <w:multiLevelType w:val="hybridMultilevel"/>
     <w:tmpl w:val="1668F440"/>
@@ -20459,7 +20135,7 @@
       </w:rPr>
     </w:lvl>
   </w:abstractNum>
-  <w:abstractNum w:abstractNumId="9" w15:restartNumberingAfterBreak="0">
+  <w:abstractNum w:abstractNumId="10" w15:restartNumberingAfterBreak="0">
     <w:nsid w:val="17D34032"/>
     <w:multiLevelType w:val="hybridMultilevel"/>
     <w:tmpl w:val="DA4AE742"/>
@@ -20572,7 +20248,7 @@
       </w:rPr>
     </w:lvl>
   </w:abstractNum>
-  <w:abstractNum w:abstractNumId="10" w15:restartNumberingAfterBreak="0">
+  <w:abstractNum w:abstractNumId="11" w15:restartNumberingAfterBreak="0">
     <w:nsid w:val="19120960"/>
     <w:multiLevelType w:val="multilevel"/>
     <w:tmpl w:val="8F3C8D54"/>
@@ -20685,7 +20361,7 @@
       </w:rPr>
     </w:lvl>
   </w:abstractNum>
-  <w:abstractNum w:abstractNumId="11" w15:restartNumberingAfterBreak="0">
+  <w:abstractNum w:abstractNumId="12" w15:restartNumberingAfterBreak="0">
     <w:nsid w:val="1C936930"/>
     <w:multiLevelType w:val="hybridMultilevel"/>
     <w:tmpl w:val="B8CCF918"/>
@@ -20771,7 +20447,7 @@
       </w:pPr>
     </w:lvl>
   </w:abstractNum>
-  <w:abstractNum w:abstractNumId="12" w15:restartNumberingAfterBreak="0">
+  <w:abstractNum w:abstractNumId="13" w15:restartNumberingAfterBreak="0">
     <w:nsid w:val="1C9D5ADE"/>
     <w:multiLevelType w:val="multilevel"/>
     <w:tmpl w:val="540A001F"/>
@@ -20857,7 +20533,7 @@
       </w:pPr>
     </w:lvl>
   </w:abstractNum>
-  <w:abstractNum w:abstractNumId="13" w15:restartNumberingAfterBreak="0">
+  <w:abstractNum w:abstractNumId="14" w15:restartNumberingAfterBreak="0">
     <w:nsid w:val="223D463F"/>
     <w:multiLevelType w:val="multilevel"/>
     <w:tmpl w:val="8F3C8D54"/>
@@ -20970,7 +20646,7 @@
       </w:rPr>
     </w:lvl>
   </w:abstractNum>
-  <w:abstractNum w:abstractNumId="14" w15:restartNumberingAfterBreak="0">
+  <w:abstractNum w:abstractNumId="15" w15:restartNumberingAfterBreak="0">
     <w:nsid w:val="279A6E32"/>
     <w:multiLevelType w:val="hybridMultilevel"/>
     <w:tmpl w:val="98A43A96"/>
@@ -21083,7 +20759,7 @@
       </w:rPr>
     </w:lvl>
   </w:abstractNum>
-  <w:abstractNum w:abstractNumId="15" w15:restartNumberingAfterBreak="0">
+  <w:abstractNum w:abstractNumId="16" w15:restartNumberingAfterBreak="0">
     <w:nsid w:val="2C531966"/>
     <w:multiLevelType w:val="multilevel"/>
     <w:tmpl w:val="6B2CED6C"/>
@@ -21201,7 +20877,7 @@
       </w:rPr>
     </w:lvl>
   </w:abstractNum>
-  <w:abstractNum w:abstractNumId="16" w15:restartNumberingAfterBreak="0">
+  <w:abstractNum w:abstractNumId="17" w15:restartNumberingAfterBreak="0">
     <w:nsid w:val="32437FFD"/>
     <w:multiLevelType w:val="multilevel"/>
     <w:tmpl w:val="A0E891EC"/>
@@ -21326,7 +21002,7 @@
       </w:rPr>
     </w:lvl>
   </w:abstractNum>
-  <w:abstractNum w:abstractNumId="17" w15:restartNumberingAfterBreak="0">
+  <w:abstractNum w:abstractNumId="18" w15:restartNumberingAfterBreak="0">
     <w:nsid w:val="3A5B6660"/>
     <w:multiLevelType w:val="multilevel"/>
     <w:tmpl w:val="2C6C86FC"/>
@@ -21447,7 +21123,7 @@
       </w:rPr>
     </w:lvl>
   </w:abstractNum>
-  <w:abstractNum w:abstractNumId="18" w15:restartNumberingAfterBreak="0">
+  <w:abstractNum w:abstractNumId="19" w15:restartNumberingAfterBreak="0">
     <w:nsid w:val="3B00260C"/>
     <w:multiLevelType w:val="multilevel"/>
     <w:tmpl w:val="8F3C8D54"/>
@@ -21560,7 +21236,7 @@
       </w:rPr>
     </w:lvl>
   </w:abstractNum>
-  <w:abstractNum w:abstractNumId="19" w15:restartNumberingAfterBreak="0">
+  <w:abstractNum w:abstractNumId="20" w15:restartNumberingAfterBreak="0">
     <w:nsid w:val="3C9142BA"/>
     <w:multiLevelType w:val="multilevel"/>
     <w:tmpl w:val="540A001F"/>
@@ -21646,7 +21322,7 @@
       </w:pPr>
     </w:lvl>
   </w:abstractNum>
-  <w:abstractNum w:abstractNumId="20" w15:restartNumberingAfterBreak="0">
+  <w:abstractNum w:abstractNumId="21" w15:restartNumberingAfterBreak="0">
     <w:nsid w:val="3D617B7F"/>
     <w:multiLevelType w:val="multilevel"/>
     <w:tmpl w:val="2B62C9E8"/>
@@ -21795,7 +21471,7 @@
       </w:rPr>
     </w:lvl>
   </w:abstractNum>
-  <w:abstractNum w:abstractNumId="21" w15:restartNumberingAfterBreak="0">
+  <w:abstractNum w:abstractNumId="22" w15:restartNumberingAfterBreak="0">
     <w:nsid w:val="48E77BB1"/>
     <w:multiLevelType w:val="hybridMultilevel"/>
     <w:tmpl w:val="254678A8"/>
@@ -21908,7 +21584,7 @@
       </w:rPr>
     </w:lvl>
   </w:abstractNum>
-  <w:abstractNum w:abstractNumId="22" w15:restartNumberingAfterBreak="0">
+  <w:abstractNum w:abstractNumId="23" w15:restartNumberingAfterBreak="0">
     <w:nsid w:val="4AC93344"/>
     <w:multiLevelType w:val="hybridMultilevel"/>
     <w:tmpl w:val="0DEC8A7E"/>
@@ -22021,7 +21697,7 @@
       </w:rPr>
     </w:lvl>
   </w:abstractNum>
-  <w:abstractNum w:abstractNumId="23" w15:restartNumberingAfterBreak="0">
+  <w:abstractNum w:abstractNumId="24" w15:restartNumberingAfterBreak="0">
     <w:nsid w:val="54EE0791"/>
     <w:multiLevelType w:val="multilevel"/>
     <w:tmpl w:val="BF6C057E"/>
@@ -22142,7 +21818,7 @@
       </w:rPr>
     </w:lvl>
   </w:abstractNum>
-  <w:abstractNum w:abstractNumId="24" w15:restartNumberingAfterBreak="0">
+  <w:abstractNum w:abstractNumId="25" w15:restartNumberingAfterBreak="0">
     <w:nsid w:val="55847C2C"/>
     <w:multiLevelType w:val="hybridMultilevel"/>
     <w:tmpl w:val="E9306230"/>
@@ -22255,7 +21931,7 @@
       </w:rPr>
     </w:lvl>
   </w:abstractNum>
-  <w:abstractNum w:abstractNumId="25" w15:restartNumberingAfterBreak="0">
+  <w:abstractNum w:abstractNumId="26" w15:restartNumberingAfterBreak="0">
     <w:nsid w:val="584A5DD1"/>
     <w:multiLevelType w:val="hybridMultilevel"/>
     <w:tmpl w:val="D43A6F4C"/>
@@ -22368,7 +22044,7 @@
       </w:rPr>
     </w:lvl>
   </w:abstractNum>
-  <w:abstractNum w:abstractNumId="26" w15:restartNumberingAfterBreak="0">
+  <w:abstractNum w:abstractNumId="27" w15:restartNumberingAfterBreak="0">
     <w:nsid w:val="5ADB5B74"/>
     <w:multiLevelType w:val="hybridMultilevel"/>
     <w:tmpl w:val="B66E2CF0"/>
@@ -22481,7 +22157,7 @@
       </w:rPr>
     </w:lvl>
   </w:abstractNum>
-  <w:abstractNum w:abstractNumId="27" w15:restartNumberingAfterBreak="0">
+  <w:abstractNum w:abstractNumId="28" w15:restartNumberingAfterBreak="0">
     <w:nsid w:val="5B6F0D1D"/>
     <w:multiLevelType w:val="hybridMultilevel"/>
     <w:tmpl w:val="983A6422"/>
@@ -22594,7 +22270,7 @@
       </w:rPr>
     </w:lvl>
   </w:abstractNum>
-  <w:abstractNum w:abstractNumId="28" w15:restartNumberingAfterBreak="0">
+  <w:abstractNum w:abstractNumId="29" w15:restartNumberingAfterBreak="0">
     <w:nsid w:val="5B727160"/>
     <w:multiLevelType w:val="hybridMultilevel"/>
     <w:tmpl w:val="81089560"/>
@@ -22707,7 +22383,7 @@
       </w:rPr>
     </w:lvl>
   </w:abstractNum>
-  <w:abstractNum w:abstractNumId="29" w15:restartNumberingAfterBreak="0">
+  <w:abstractNum w:abstractNumId="30" w15:restartNumberingAfterBreak="0">
     <w:nsid w:val="61387434"/>
     <w:multiLevelType w:val="multilevel"/>
     <w:tmpl w:val="6B2CED6C"/>
@@ -22825,7 +22501,7 @@
       </w:rPr>
     </w:lvl>
   </w:abstractNum>
-  <w:abstractNum w:abstractNumId="30" w15:restartNumberingAfterBreak="0">
+  <w:abstractNum w:abstractNumId="31" w15:restartNumberingAfterBreak="0">
     <w:nsid w:val="63CA7CED"/>
     <w:multiLevelType w:val="hybridMultilevel"/>
     <w:tmpl w:val="ABCC1DCA"/>
@@ -22949,7 +22625,7 @@
       </w:rPr>
     </w:lvl>
   </w:abstractNum>
-  <w:abstractNum w:abstractNumId="31" w15:restartNumberingAfterBreak="0">
+  <w:abstractNum w:abstractNumId="32" w15:restartNumberingAfterBreak="0">
     <w:nsid w:val="649021B8"/>
     <w:multiLevelType w:val="hybridMultilevel"/>
     <w:tmpl w:val="90347E30"/>
@@ -23062,7 +22738,7 @@
       </w:rPr>
     </w:lvl>
   </w:abstractNum>
-  <w:abstractNum w:abstractNumId="32" w15:restartNumberingAfterBreak="0">
+  <w:abstractNum w:abstractNumId="33" w15:restartNumberingAfterBreak="0">
     <w:nsid w:val="65966D41"/>
     <w:multiLevelType w:val="multilevel"/>
     <w:tmpl w:val="24ECF65C"/>
@@ -23175,7 +22851,7 @@
       </w:rPr>
     </w:lvl>
   </w:abstractNum>
-  <w:abstractNum w:abstractNumId="33" w15:restartNumberingAfterBreak="0">
+  <w:abstractNum w:abstractNumId="34" w15:restartNumberingAfterBreak="0">
     <w:nsid w:val="68931F8D"/>
     <w:multiLevelType w:val="hybridMultilevel"/>
     <w:tmpl w:val="31A28DCA"/>
@@ -23288,7 +22964,7 @@
       </w:rPr>
     </w:lvl>
   </w:abstractNum>
-  <w:abstractNum w:abstractNumId="34" w15:restartNumberingAfterBreak="0">
+  <w:abstractNum w:abstractNumId="35" w15:restartNumberingAfterBreak="0">
     <w:nsid w:val="692047AB"/>
     <w:multiLevelType w:val="hybridMultilevel"/>
     <w:tmpl w:val="45C04544"/>
@@ -23412,7 +23088,7 @@
       </w:rPr>
     </w:lvl>
   </w:abstractNum>
-  <w:abstractNum w:abstractNumId="35" w15:restartNumberingAfterBreak="0">
+  <w:abstractNum w:abstractNumId="36" w15:restartNumberingAfterBreak="0">
     <w:nsid w:val="75B3195B"/>
     <w:multiLevelType w:val="multilevel"/>
     <w:tmpl w:val="D6842208"/>
@@ -23541,7 +23217,7 @@
       </w:rPr>
     </w:lvl>
   </w:abstractNum>
-  <w:abstractNum w:abstractNumId="36" w15:restartNumberingAfterBreak="0">
+  <w:abstractNum w:abstractNumId="37" w15:restartNumberingAfterBreak="0">
     <w:nsid w:val="761B3A8D"/>
     <w:multiLevelType w:val="hybridMultilevel"/>
     <w:tmpl w:val="C9FC7DFE"/>
@@ -23654,7 +23330,7 @@
       </w:rPr>
     </w:lvl>
   </w:abstractNum>
-  <w:abstractNum w:abstractNumId="37" w15:restartNumberingAfterBreak="0">
+  <w:abstractNum w:abstractNumId="38" w15:restartNumberingAfterBreak="0">
     <w:nsid w:val="7F5F2E2C"/>
     <w:multiLevelType w:val="multilevel"/>
     <w:tmpl w:val="1A64C06C"/>
@@ -23782,76 +23458,76 @@
     </w:lvl>
   </w:abstractNum>
   <w:num w:numId="1">
+    <w:abstractNumId w:val="38"/>
+  </w:num>
+  <w:num w:numId="2">
+    <w:abstractNumId w:val="17"/>
+  </w:num>
+  <w:num w:numId="3">
+    <w:abstractNumId w:val="31"/>
+  </w:num>
+  <w:num w:numId="4">
+    <w:abstractNumId w:val="35"/>
+  </w:num>
+  <w:num w:numId="5">
+    <w:abstractNumId w:val="36"/>
+  </w:num>
+  <w:num w:numId="6">
     <w:abstractNumId w:val="37"/>
   </w:num>
-  <w:num w:numId="2">
+  <w:num w:numId="7">
+    <w:abstractNumId w:val="10"/>
+  </w:num>
+  <w:num w:numId="8">
     <w:abstractNumId w:val="16"/>
   </w:num>
-  <w:num w:numId="3">
-    <w:abstractNumId w:val="30"/>
+  <w:num w:numId="9">
+    <w:abstractNumId w:val="27"/>
   </w:num>
-  <w:num w:numId="4">
+  <w:num w:numId="10">
+    <w:abstractNumId w:val="33"/>
+  </w:num>
+  <w:num w:numId="11">
     <w:abstractNumId w:val="34"/>
   </w:num>
-  <w:num w:numId="5">
-    <w:abstractNumId w:val="35"/>
-  </w:num>
-  <w:num w:numId="6">
-    <w:abstractNumId w:val="36"/>
-  </w:num>
-  <w:num w:numId="7">
+  <w:num w:numId="12">
     <w:abstractNumId w:val="9"/>
   </w:num>
-  <w:num w:numId="8">
-    <w:abstractNumId w:val="15"/>
-  </w:num>
-  <w:num w:numId="9">
-    <w:abstractNumId w:val="26"/>
-  </w:num>
-  <w:num w:numId="10">
-    <w:abstractNumId w:val="32"/>
-  </w:num>
-  <w:num w:numId="11">
-    <w:abstractNumId w:val="33"/>
-  </w:num>
-  <w:num w:numId="12">
-    <w:abstractNumId w:val="8"/>
-  </w:num>
   <w:num w:numId="13">
-    <w:abstractNumId w:val="18"/>
+    <w:abstractNumId w:val="19"/>
   </w:num>
   <w:num w:numId="14">
-    <w:abstractNumId w:val="13"/>
+    <w:abstractNumId w:val="14"/>
   </w:num>
   <w:num w:numId="15">
-    <w:abstractNumId w:val="10"/>
+    <w:abstractNumId w:val="11"/>
   </w:num>
   <w:num w:numId="16">
     <w:abstractNumId w:val="3"/>
   </w:num>
   <w:num w:numId="17">
-    <w:abstractNumId w:val="29"/>
+    <w:abstractNumId w:val="30"/>
   </w:num>
   <w:num w:numId="18">
-    <w:abstractNumId w:val="23"/>
+    <w:abstractNumId w:val="24"/>
   </w:num>
   <w:num w:numId="19">
-    <w:abstractNumId w:val="11"/>
+    <w:abstractNumId w:val="12"/>
   </w:num>
   <w:num w:numId="20">
-    <w:abstractNumId w:val="17"/>
+    <w:abstractNumId w:val="18"/>
   </w:num>
   <w:num w:numId="21">
     <w:abstractNumId w:val="2"/>
   </w:num>
   <w:num w:numId="22">
-    <w:abstractNumId w:val="19"/>
+    <w:abstractNumId w:val="20"/>
   </w:num>
   <w:num w:numId="23">
-    <w:abstractNumId w:val="31"/>
+    <w:abstractNumId w:val="32"/>
   </w:num>
   <w:num w:numId="24">
-    <w:abstractNumId w:val="5"/>
+    <w:abstractNumId w:val="6"/>
   </w:num>
   <w:num w:numId="25">
     <w:abstractNumId w:val="4"/>
@@ -23860,40 +23536,43 @@
     <w:abstractNumId w:val="1"/>
   </w:num>
   <w:num w:numId="27">
-    <w:abstractNumId w:val="27"/>
+    <w:abstractNumId w:val="28"/>
   </w:num>
   <w:num w:numId="28">
-    <w:abstractNumId w:val="24"/>
+    <w:abstractNumId w:val="25"/>
   </w:num>
   <w:num w:numId="29">
-    <w:abstractNumId w:val="14"/>
+    <w:abstractNumId w:val="15"/>
   </w:num>
   <w:num w:numId="30">
+    <w:abstractNumId w:val="23"/>
+  </w:num>
+  <w:num w:numId="31">
     <w:abstractNumId w:val="22"/>
   </w:num>
-  <w:num w:numId="31">
-    <w:abstractNumId w:val="21"/>
-  </w:num>
   <w:num w:numId="32">
-    <w:abstractNumId w:val="28"/>
+    <w:abstractNumId w:val="29"/>
   </w:num>
   <w:num w:numId="33">
-    <w:abstractNumId w:val="7"/>
+    <w:abstractNumId w:val="8"/>
   </w:num>
   <w:num w:numId="34">
-    <w:abstractNumId w:val="25"/>
+    <w:abstractNumId w:val="26"/>
   </w:num>
   <w:num w:numId="35">
     <w:abstractNumId w:val="0"/>
   </w:num>
   <w:num w:numId="36">
-    <w:abstractNumId w:val="12"/>
+    <w:abstractNumId w:val="13"/>
   </w:num>
   <w:num w:numId="37">
-    <w:abstractNumId w:val="6"/>
+    <w:abstractNumId w:val="7"/>
   </w:num>
   <w:num w:numId="38">
-    <w:abstractNumId w:val="20"/>
+    <w:abstractNumId w:val="21"/>
+  </w:num>
+  <w:num w:numId="39">
+    <w:abstractNumId w:val="5"/>
   </w:num>
   <w:numIdMacAtCleanup w:val="15"/>
 </w:numbering>
